--- a/TG1_21949.docx
+++ b/TG1_21949.docx
@@ -323,12 +323,14 @@
         <w:lastRenderedPageBreak/>
         <w:t xml:space="preserve">Tema - </w:t>
       </w:r>
+      <w:proofErr w:type="spellStart"/>
       <w:r>
         <w:rPr>
           <w:rFonts w:ascii="Cambria Math" w:hAnsi="Cambria Math"/>
         </w:rPr>
         <w:t>AquaTrack</w:t>
       </w:r>
+      <w:proofErr w:type="spellEnd"/>
     </w:p>
     <w:p>
       <w:r>
@@ -362,10 +364,17 @@
         <w:t>este</w:t>
       </w:r>
       <w:r>
-        <w:t xml:space="preserve"> projeto. A IA auxiliou na identificação de temas previsivelmente saturados e na seleção da AquaTrack. O modelo permitiu validar que este tema apresenta desafios de Interação Pessoa-Computador suficientes mantendo um âmbito realista para desenvolvimento individual.</w:t>
-      </w:r>
-    </w:p>
-    <w:p/>
+        <w:t xml:space="preserve"> projeto. A IA auxiliou na identificação de temas previsivelmente saturados e na seleção da </w:t>
+      </w:r>
+      <w:proofErr w:type="spellStart"/>
+      <w:r>
+        <w:t>AquaTrack</w:t>
+      </w:r>
+      <w:proofErr w:type="spellEnd"/>
+      <w:r>
+        <w:t>. O modelo permitiu validar que este tema apresenta desafios de Interação Pessoa-Computador suficientes mantendo um âmbito realista para desenvolvimento individual.</w:t>
+      </w:r>
+    </w:p>
     <w:p>
       <w:pPr>
         <w:pStyle w:val="Heading1"/>
@@ -387,12 +396,14 @@
           <w:rFonts w:ascii="Cambria Math" w:hAnsi="Cambria Math"/>
         </w:rPr>
       </w:pPr>
+      <w:proofErr w:type="spellStart"/>
       <w:r>
         <w:rPr>
           <w:rFonts w:ascii="Cambria Math" w:hAnsi="Cambria Math"/>
         </w:rPr>
         <w:t>Waterminder</w:t>
       </w:r>
+      <w:proofErr w:type="spellEnd"/>
     </w:p>
     <w:p>
       <w:hyperlink r:id="rId8" w:history="1">
@@ -776,8 +787,13 @@
         <w:t>, utilizando a caixa de texto e digitar o número em mililitros</w:t>
       </w:r>
       <w:r>
-        <w:t>, ou pode usar o slider</w:t>
-      </w:r>
+        <w:t xml:space="preserve">, ou pode usar o </w:t>
+      </w:r>
+      <w:proofErr w:type="spellStart"/>
+      <w:r>
+        <w:t>slider</w:t>
+      </w:r>
+      <w:proofErr w:type="spellEnd"/>
       <w:r>
         <w:t xml:space="preserve"> (FIGURA 2.)</w:t>
       </w:r>
@@ -897,7 +913,23 @@
         <w:t xml:space="preserve">O sistema também tem um ponto fraco, a falta de inclusão de bebidas para além da água. De acordo com </w:t>
       </w:r>
       <w:r>
-        <w:t xml:space="preserve">o Beverage Hydration Index (BHI), bebidas como leite têm </w:t>
+        <w:t xml:space="preserve">o </w:t>
+      </w:r>
+      <w:proofErr w:type="spellStart"/>
+      <w:r>
+        <w:t>Beverage</w:t>
+      </w:r>
+      <w:proofErr w:type="spellEnd"/>
+      <w:r>
+        <w:t xml:space="preserve"> </w:t>
+      </w:r>
+      <w:proofErr w:type="spellStart"/>
+      <w:r>
+        <w:t>Hydration</w:t>
+      </w:r>
+      <w:proofErr w:type="spellEnd"/>
+      <w:r>
+        <w:t xml:space="preserve"> Index (BHI), bebidas como leite têm </w:t>
       </w:r>
       <w:r>
         <w:t>um valor hidrático 1.4x mais potente do que água</w:t>
@@ -926,31 +958,186 @@
         <w:rPr>
           <w:rFonts w:ascii="Cambria Math" w:hAnsi="Cambria Math"/>
         </w:rPr>
+        <w:t>Caracterização dos utilizadores</w:t>
+      </w:r>
+    </w:p>
+    <w:p>
+      <w:r>
+        <w:t xml:space="preserve">O público-alvo da </w:t>
+      </w:r>
+      <w:proofErr w:type="spellStart"/>
+      <w:r>
+        <w:t>AquaTrack</w:t>
+      </w:r>
+      <w:proofErr w:type="spellEnd"/>
+      <w:r>
+        <w:t xml:space="preserve"> engloba jovens adultos e profissionais (18-45 anos) com um nível de escolaridade médio/superior e com literacia digital, habituados a interagir com smartphones e aplicações de produtividade ou saúde.</w:t>
+      </w:r>
+    </w:p>
+    <w:p/>
+    <w:p>
+      <w:pPr>
+        <w:rPr>
+          <w:b/>
+          <w:bCs/>
+        </w:rPr>
+      </w:pPr>
+      <w:r>
+        <w:t xml:space="preserve">Caso fosse possível estabelecer contacto direto com os utilizadores finais, a obtenção de informação mais detalhada seria realizada através de questionários online com inquéritos curtos em grupos académicos para </w:t>
+      </w:r>
+      <w:r>
+        <w:t>quantificar os</w:t>
+      </w:r>
+      <w:r>
+        <w:t xml:space="preserve"> hábitos reais de consumo de café vs. água durante épocas de estudo e realização de entrevistas semiestruturadas de 5 minutos em escritórios e ginásios parceiros focadas em perceber exatamente em que momentos do dia de trabalho os profissionais se esquecem de beber água e quais as principais distrações.</w:t>
+      </w:r>
+    </w:p>
+    <w:p>
+      <w:pPr>
+        <w:pStyle w:val="Heading2"/>
+      </w:pPr>
+      <w:r>
+        <w:t>Persona 1 – Estudante focado</w:t>
+      </w:r>
+    </w:p>
+    <w:p>
+      <w:r>
+        <w:t xml:space="preserve">O Tiago é um estudante de informática que passa muitas horas no computador a estudar e por isso sofre de dores de cabeça por falta de hidratação. Para além disso, ele costuma beber sumos e café em vez de água, o que torna a monitorização de hidratação mais difícil. Ele precisa da </w:t>
+      </w:r>
+      <w:proofErr w:type="spellStart"/>
+      <w:r>
+        <w:t>AquaTrack</w:t>
+      </w:r>
+      <w:proofErr w:type="spellEnd"/>
+      <w:r>
+        <w:t xml:space="preserve"> porque a aplicação permite registar rapidamente o consumo de líquidos sem interromper o estudo. A </w:t>
+      </w:r>
+      <w:proofErr w:type="spellStart"/>
+      <w:r>
+        <w:t>AquaTrack</w:t>
+      </w:r>
+      <w:proofErr w:type="spellEnd"/>
+      <w:r>
+        <w:t xml:space="preserve"> calcula os seus níveis de hidratação baseados no BHI (</w:t>
+      </w:r>
+      <w:proofErr w:type="spellStart"/>
+      <w:r>
+        <w:t>Beverage</w:t>
+      </w:r>
+      <w:proofErr w:type="spellEnd"/>
+      <w:r>
+        <w:t xml:space="preserve"> </w:t>
+      </w:r>
+      <w:proofErr w:type="spellStart"/>
+      <w:r>
+        <w:t>Hydration</w:t>
+      </w:r>
+      <w:proofErr w:type="spellEnd"/>
+      <w:r>
+        <w:t xml:space="preserve"> Index) sem o Tiago precisar de se preocupar com essa conversão.</w:t>
+      </w:r>
+    </w:p>
+    <w:p>
+      <w:pPr>
+        <w:pStyle w:val="Heading2"/>
+      </w:pPr>
+      <w:r>
+        <w:t>Persona 2 – Profissional ativ</w:t>
+      </w:r>
+      <w:r>
+        <w:t>a</w:t>
+      </w:r>
+    </w:p>
+    <w:p>
+      <w:r>
+        <w:t xml:space="preserve">A Mariana trabalha num </w:t>
+      </w:r>
+      <w:r>
+        <w:t>escritório</w:t>
+      </w:r>
+      <w:r>
+        <w:t xml:space="preserve"> e vai ao </w:t>
+      </w:r>
+      <w:r>
+        <w:t>ginásio</w:t>
+      </w:r>
+      <w:r>
+        <w:t xml:space="preserve"> ao final do dia. Para ele é crucial </w:t>
+      </w:r>
+      <w:r>
+        <w:t>atingir</w:t>
+      </w:r>
+      <w:r>
+        <w:t xml:space="preserve"> a sua meta diária de 2.5L</w:t>
+      </w:r>
+      <w:r>
+        <w:t xml:space="preserve"> de água.</w:t>
+      </w:r>
+      <w:r>
+        <w:t xml:space="preserve"> Ela precisa de visualizar o gráfico </w:t>
+      </w:r>
+      <w:r>
+        <w:t xml:space="preserve">de hidratação diária </w:t>
+      </w:r>
+      <w:r>
+        <w:t>para garantir a consistência e verificar rapidamente na lista diária se já bebeu a quantidade necessária antes do treino.</w:t>
+      </w:r>
+    </w:p>
+    <w:p>
+      <w:pPr>
+        <w:pStyle w:val="Heading1"/>
+      </w:pPr>
+      <w:r>
+        <w:t>Cenários de utilização</w:t>
+      </w:r>
+    </w:p>
+    <w:p>
+      <w:pPr>
+        <w:pStyle w:val="Heading2"/>
+      </w:pPr>
+      <w:r>
+        <w:t>Cenário 1 – Registo rápido e conversão (Tiago)</w:t>
+      </w:r>
+    </w:p>
+    <w:p>
+      <w:r>
+        <w:t xml:space="preserve">O Tiago está focado a estudar para os exames na biblioteca. Sente-se cansado e vai à máquina de venda automática tirar um café. Não quer perder o foco do estudo. Assim que bebe o café, desbloqueia o telemóvel e abre a </w:t>
+      </w:r>
+      <w:proofErr w:type="spellStart"/>
+      <w:r>
+        <w:t>AquaTrack</w:t>
+      </w:r>
+      <w:proofErr w:type="spellEnd"/>
+      <w:r>
+        <w:t>. Na página principal, clica em "Adicionar Outra Bebida", seleciona o ícone d</w:t>
+      </w:r>
+      <w:r>
+        <w:t>a cola</w:t>
+      </w:r>
+      <w:r>
+        <w:t xml:space="preserve"> e escolhe a dose "</w:t>
+      </w:r>
+      <w:r>
+        <w:t>330ml</w:t>
+      </w:r>
+      <w:r>
+        <w:t xml:space="preserve">". A aplicação regista a bebida, mas, utilizando o fator de conversão do Índice de Hidratação, </w:t>
+      </w:r>
+      <w:r>
         <w:lastRenderedPageBreak/>
-        <w:t>Caracterização dos utilizadores</w:t>
-      </w:r>
-    </w:p>
-    <w:p>
-      <w:r>
-        <w:t>O público-alvo da AquaTrack engloba jovens adultos e profissionais (18-45 anos) com um nível de escolaridade médio/superior e com literacia digital, habituados a interagir com smartphones e aplicações de produtividade ou saúde.</w:t>
-      </w:r>
-    </w:p>
-    <w:p/>
-    <w:p>
-      <w:pPr>
-        <w:rPr>
-          <w:b/>
-          <w:bCs/>
-        </w:rPr>
-      </w:pPr>
-      <w:r>
-        <w:t xml:space="preserve">Caso fosse possível estabelecer contacto direto com os utilizadores finais, a obtenção de informação mais detalhada seria realizada através de questionários online com inquéritos curtos em grupos académicos para </w:t>
-      </w:r>
-      <w:r>
-        <w:t>quantificar os</w:t>
-      </w:r>
-      <w:r>
-        <w:t xml:space="preserve"> hábitos reais de consumo de café evs. água durante épocas de estudo e realização de entrevistas semiestruturadas de 5 minutos em escritórios e ginásios parceiros focadas em perceber exatamente em que momentos do dia de trabalho os profissionais se esquecem de beber água e quais as principais distrações.</w:t>
+        <w:t xml:space="preserve">a sua barra de progresso diária sobe </w:t>
+      </w:r>
+      <w:r>
+        <w:t>de acordo</w:t>
+      </w:r>
+      <w:r>
+        <w:t xml:space="preserve"> à hidratação real fornecida. O</w:t>
+      </w:r>
+      <w:r>
+        <w:t xml:space="preserve"> </w:t>
+      </w:r>
+      <w:r>
+        <w:t>Tiago volta a bloquear o ecrã e a estudar, sabendo que a sua meta real está atualizada.</w:t>
       </w:r>
     </w:p>
     <w:p>
@@ -958,99 +1145,22 @@
         <w:pStyle w:val="Heading2"/>
       </w:pPr>
       <w:r>
-        <w:t>Persona 1 – Estudante focado</w:t>
-      </w:r>
-    </w:p>
-    <w:p>
-      <w:r>
-        <w:t>O Tiago é um estudante de informática que passa muitas horas no computador a estudar e por isso sofre de dores de cabeça por falta de hidratação. Para além disso, ele costuma beber sumos e café em vez de água, o que torna a monitorização de hidratação mais difícil. Ele precisa da AquaTrack porque a aplicação permite registar rapidamente o consumo de líquidos sem interromper o estudo. A AquaTrack calcula os seus níveis de hidratação baseados no BHI (Beverage Hydration Index) sem o Tiago precisar de se preocupar com essa conversão.</w:t>
-      </w:r>
-    </w:p>
-    <w:p/>
-    <w:p>
-      <w:pPr>
-        <w:pStyle w:val="Heading2"/>
-      </w:pPr>
-      <w:r>
-        <w:t>Persona 2 – Profissional ativ</w:t>
-      </w:r>
-      <w:r>
-        <w:t>a</w:t>
-      </w:r>
-    </w:p>
-    <w:p>
-      <w:r>
-        <w:t>A Mariana trabalha num escritorio e vai ao ginaso ao final do dia. Para ele é crucial antigir a sua meta diária de 2.5L</w:t>
-      </w:r>
-      <w:r>
-        <w:t xml:space="preserve"> de água.</w:t>
-      </w:r>
-      <w:r>
-        <w:t xml:space="preserve"> Ela precisa de visualizar o gráfico de barras semanal para garantir a consistência e verificar rapidamente na lista diária se já bebeu a quantidade necessária antes do treino.</w:t>
-      </w:r>
-    </w:p>
-    <w:p/>
-    <w:p>
-      <w:pPr>
-        <w:pStyle w:val="Heading1"/>
-      </w:pPr>
-      <w:r>
-        <w:lastRenderedPageBreak/>
-        <w:t>Cenários de utilização</w:t>
-      </w:r>
-    </w:p>
-    <w:p>
-      <w:pPr>
-        <w:pStyle w:val="Heading2"/>
-      </w:pPr>
-      <w:r>
-        <w:t>Cenário 1 – Registo rápido e conversão (Tiago)</w:t>
-      </w:r>
-    </w:p>
-    <w:p>
-      <w:r>
-        <w:t>O Tiago está focado a estudar para os exames na biblioteca. Sente-se cansado e vai à máquina de venda automática tirar um café. Não quer perder o foco do estudo. Assim que bebe o café, desbloqueia o telemóvel e abre a AquaTrack. Na página principal, clica em "Adicionar Outra Bebida", seleciona o ícone d</w:t>
-      </w:r>
-      <w:r>
-        <w:t>a cola</w:t>
-      </w:r>
-      <w:r>
-        <w:t xml:space="preserve"> e escolhe a dose "</w:t>
-      </w:r>
-      <w:r>
-        <w:t>330ml</w:t>
-      </w:r>
-      <w:r>
-        <w:t xml:space="preserve">". A aplicação regista a bebida, mas, utilizando o fator de conversão do Índice de Hidratação, a sua barra de progresso diária sobe </w:t>
-      </w:r>
-      <w:r>
-        <w:t>de acordo</w:t>
-      </w:r>
-      <w:r>
-        <w:t xml:space="preserve"> à hidratação real fornecida. O</w:t>
-      </w:r>
-      <w:r>
-        <w:t xml:space="preserve"> </w:t>
-      </w:r>
-      <w:r>
-        <w:t>Tiago volta a bloquear o ecrã e a estudar, sabendo que a sua meta real está atualizada.</w:t>
-      </w:r>
-    </w:p>
-    <w:p/>
-    <w:p>
-      <w:pPr>
-        <w:pStyle w:val="Heading2"/>
-      </w:pPr>
-      <w:r>
         <w:t>Cenário 2 – Consulta de histórico e edição (Maria)</w:t>
       </w:r>
     </w:p>
     <w:p>
       <w:r>
-        <w:t>A Mariana sai do trabalho às 18h00 e está a preparar o saco para ir ao ginásio. Ela abre a AquaTrack e acede imediatamente ao ecrã de "Histórico" para verificar como correu o seu dia. O gráfico de barras mostra que ela só atingiu 60% da meta diária. Ao olhar para a lista de bebidas do dia, percebe que o sistema não tem o registo da garrafa de 500ml que bebeu durante a reunião de almoço. Ela seleciona "Adicionar Registo Antigo" no histórico, insere a água e a hora (13h30). O gráfico atualiza instantaneamente para 80%. Com esta confirmação visual rápida, a Mariana sabe que só precisa de beber uma garrafa durante o treino para bater a sua meta de 2.5L.</w:t>
-      </w:r>
-    </w:p>
-    <w:p/>
+        <w:t xml:space="preserve">A Mariana sai do trabalho às 18h00 e está a preparar o saco para ir ao ginásio. Ela abre a </w:t>
+      </w:r>
+      <w:proofErr w:type="spellStart"/>
+      <w:r>
+        <w:t>AquaTrack</w:t>
+      </w:r>
+      <w:proofErr w:type="spellEnd"/>
+      <w:r>
+        <w:t xml:space="preserve"> e acede imediatamente ao ecrã de "Histórico" para verificar como correu o seu dia. O gráfico de barras mostra que ela só atingiu 60% da meta diária. Ao olhar para a lista de bebidas do dia, percebe que o sistema não tem o registo da garrafa de 500ml que bebeu durante a reunião de almoço. Ela seleciona "Adicionar Registo Antigo" no histórico, insere a água e a hora (13h30). O gráfico atualiza instantaneamente para 80%. Com esta confirmação visual rápida, a Mariana sabe que só precisa de beber uma garrafa durante o treino para bater a sua meta de 2.5L.</w:t>
+      </w:r>
+    </w:p>
     <w:p>
       <w:pPr>
         <w:pStyle w:val="Heading1"/>
@@ -1157,7 +1267,15 @@
         <w:t xml:space="preserve"> </w:t>
       </w:r>
       <w:r>
-        <w:t>(ex: "</w:t>
+        <w:t>(</w:t>
+      </w:r>
+      <w:proofErr w:type="spellStart"/>
+      <w:r>
+        <w:t>ex</w:t>
+      </w:r>
+      <w:proofErr w:type="spellEnd"/>
+      <w:r>
+        <w:t>: "</w:t>
       </w:r>
       <w:r>
         <w:t>250</w:t>
@@ -1175,7 +1293,6 @@
         </w:numPr>
       </w:pPr>
       <w:r>
-        <w:lastRenderedPageBreak/>
         <w:t>Concluir o registo</w:t>
       </w:r>
     </w:p>
@@ -1221,7 +1338,6 @@
         <w:t>Confirmar visualmente que a barra de progresso diária atualizou com o valor já convertido pelo Índice de Hidratação.</w:t>
       </w:r>
     </w:p>
-    <w:p/>
     <w:p>
       <w:pPr>
         <w:pStyle w:val="Heading2"/>
@@ -1275,6 +1391,7 @@
         </w:numPr>
       </w:pPr>
       <w:r>
+        <w:lastRenderedPageBreak/>
         <w:t>Iniciar a edição do diário</w:t>
       </w:r>
     </w:p>
@@ -1335,7 +1452,15 @@
         </w:numPr>
       </w:pPr>
       <w:r>
-        <w:t>Inserir a quantidade consumida (ex: 500ml).</w:t>
+        <w:t>Inserir a quantidade consumida (</w:t>
+      </w:r>
+      <w:proofErr w:type="spellStart"/>
+      <w:r>
+        <w:t>ex</w:t>
+      </w:r>
+      <w:proofErr w:type="spellEnd"/>
+      <w:r>
+        <w:t>: 500ml).</w:t>
       </w:r>
     </w:p>
     <w:p>
@@ -1347,7 +1472,15 @@
         </w:numPr>
       </w:pPr>
       <w:r>
-        <w:t>Ajustar a hora de consumo para o momento correto (ex: 13h30).</w:t>
+        <w:t>Ajustar a hora de consumo para o momento correto (</w:t>
+      </w:r>
+      <w:proofErr w:type="spellStart"/>
+      <w:r>
+        <w:t>ex</w:t>
+      </w:r>
+      <w:proofErr w:type="spellEnd"/>
+      <w:r>
+        <w:t>: 13h30).</w:t>
       </w:r>
     </w:p>
     <w:p>
@@ -1437,114 +1570,2819 @@
         <w:t xml:space="preserve">Manipulação Direta é </w:t>
       </w:r>
       <w:r>
-        <w:t xml:space="preserve">o estilo principal. O utilizador interage diretamente com elementos visuais no ecrã principal (ex: tocar no ícone rápido de +250ml ou selecionar </w:t>
-      </w:r>
+        <w:t>o estilo principal. O utilizador interage diretamente com elementos visuais no ecrã principal (</w:t>
+      </w:r>
+      <w:proofErr w:type="spellStart"/>
+      <w:r>
+        <w:t>ex</w:t>
+      </w:r>
+      <w:proofErr w:type="spellEnd"/>
+      <w:r>
+        <w:t xml:space="preserve">: tocar no ícone rápido de +250ml ou selecionar o ícone de uma bebida específica), garantindo um feedback visual imediato e minimizando a carga cognitiva. </w:t>
+      </w:r>
+    </w:p>
+    <w:p>
+      <w:r>
+        <w:rPr>
+          <w:b/>
+          <w:bCs/>
+        </w:rPr>
+        <w:t xml:space="preserve">Preenchimento de Formulários </w:t>
+      </w:r>
+      <w:r>
+        <w:t>é o estilo utilizado de forma secundária no ecrã de histórico para a inserção de registos retroativos, onde o utilizador necessita de introduzir parâmetros específicos (tipo de bebida, quantidade exata e hora de consumo).</w:t>
+      </w:r>
+    </w:p>
+    <w:p>
+      <w:pPr>
+        <w:pStyle w:val="Heading1"/>
+      </w:pPr>
       <w:r>
         <w:lastRenderedPageBreak/>
-        <w:t xml:space="preserve">o ícone de uma bebida específica), garantindo um feedback visual imediato e minimizando a carga cognitiva. </w:t>
-      </w:r>
-    </w:p>
-    <w:p>
-      <w:r>
-        <w:rPr>
-          <w:b/>
-          <w:bCs/>
-        </w:rPr>
-        <w:t xml:space="preserve">Preenchimento de Formulários </w:t>
-      </w:r>
-      <w:r>
-        <w:t>é o estilo utilizado de forma secundária no ecrã de histórico para a inserção de registos retroativos, onde o utilizador necessita de introduzir parâmetros específicos (tipo de bebida, quantidade exata e hora de consumo).</w:t>
-      </w:r>
-    </w:p>
+        <w:t>Protótipo da aplicação</w:t>
+      </w:r>
+    </w:p>
+    <w:p>
+      <w:pPr>
+        <w:pStyle w:val="Heading2"/>
+      </w:pPr>
+      <w:r>
+        <w:t>Esboço baixa fidelidade</w:t>
+      </w:r>
+    </w:p>
+    <w:p>
+      <w:r>
+        <w:t>Antes de ter uma ideia total acerca do desenho da aplicação foi realizado um esboço em papel com os 4 ecrãs principais da aplicação, não incluindo formulários de edição de registos</w:t>
+      </w:r>
+      <w:r>
+        <w:t xml:space="preserve"> ou ecrãs que representam variações pequenas sobre os ecrãs principais.</w:t>
+      </w:r>
+    </w:p>
+    <w:p/>
+    <w:p/>
+    <w:tbl>
+      <w:tblPr>
+        <w:tblStyle w:val="TableGrid"/>
+        <w:tblW w:w="0" w:type="auto"/>
+        <w:tblBorders>
+          <w:top w:val="none" w:sz="0" w:space="0" w:color="auto"/>
+          <w:left w:val="none" w:sz="0" w:space="0" w:color="auto"/>
+          <w:bottom w:val="none" w:sz="0" w:space="0" w:color="auto"/>
+          <w:right w:val="none" w:sz="0" w:space="0" w:color="auto"/>
+          <w:insideH w:val="none" w:sz="0" w:space="0" w:color="auto"/>
+          <w:insideV w:val="none" w:sz="0" w:space="0" w:color="auto"/>
+        </w:tblBorders>
+        <w:tblLook w:val="04A0" w:firstRow="1" w:lastRow="0" w:firstColumn="1" w:lastColumn="0" w:noHBand="0" w:noVBand="1"/>
+      </w:tblPr>
+      <w:tblGrid>
+        <w:gridCol w:w="4682"/>
+        <w:gridCol w:w="4344"/>
+      </w:tblGrid>
+      <w:tr>
+        <w:trPr>
+          <w:trHeight w:val="5094"/>
+        </w:trPr>
+        <w:tc>
+          <w:tcPr>
+            <w:tcW w:w="4388" w:type="dxa"/>
+          </w:tcPr>
+          <w:p>
+            <w:pPr>
+              <w:keepNext/>
+              <w:jc w:val="center"/>
+            </w:pPr>
+            <w:r>
+              <w:rPr>
+                <w:noProof/>
+              </w:rPr>
+              <w:lastRenderedPageBreak/>
+              <w:drawing>
+                <wp:inline distT="0" distB="0" distL="0" distR="0" wp14:anchorId="2D56ADE9" wp14:editId="76D8FE7B">
+                  <wp:extent cx="2941566" cy="4204335"/>
+                  <wp:effectExtent l="0" t="0" r="0" b="5715"/>
+                  <wp:docPr id="1644822747" name="Picture 5"/>
+                  <wp:cNvGraphicFramePr>
+                    <a:graphicFrameLocks xmlns:a="http://schemas.openxmlformats.org/drawingml/2006/main" noChangeAspect="1"/>
+                  </wp:cNvGraphicFramePr>
+                  <a:graphic xmlns:a="http://schemas.openxmlformats.org/drawingml/2006/main">
+                    <a:graphicData uri="http://schemas.openxmlformats.org/drawingml/2006/picture">
+                      <pic:pic xmlns:pic="http://schemas.openxmlformats.org/drawingml/2006/picture">
+                        <pic:nvPicPr>
+                          <pic:cNvPr id="0" name="Picture 5"/>
+                          <pic:cNvPicPr>
+                            <a:picLocks noChangeAspect="1" noChangeArrowheads="1"/>
+                          </pic:cNvPicPr>
+                        </pic:nvPicPr>
+                        <pic:blipFill>
+                          <a:blip r:embed="rId12" cstate="print">
+                            <a:extLst>
+                              <a:ext uri="{28A0092B-C50C-407E-A947-70E740481C1C}">
+                                <a14:useLocalDpi xmlns:a14="http://schemas.microsoft.com/office/drawing/2010/main" val="0"/>
+                              </a:ext>
+                            </a:extLst>
+                          </a:blip>
+                          <a:srcRect/>
+                          <a:stretch>
+                            <a:fillRect/>
+                          </a:stretch>
+                        </pic:blipFill>
+                        <pic:spPr bwMode="auto">
+                          <a:xfrm>
+                            <a:off x="0" y="0"/>
+                            <a:ext cx="2941566" cy="4204335"/>
+                          </a:xfrm>
+                          <a:prstGeom prst="rect">
+                            <a:avLst/>
+                          </a:prstGeom>
+                          <a:noFill/>
+                          <a:ln>
+                            <a:noFill/>
+                          </a:ln>
+                        </pic:spPr>
+                      </pic:pic>
+                    </a:graphicData>
+                  </a:graphic>
+                </wp:inline>
+              </w:drawing>
+            </w:r>
+          </w:p>
+          <w:p>
+            <w:pPr>
+              <w:pStyle w:val="Caption"/>
+              <w:jc w:val="center"/>
+            </w:pPr>
+            <w:bookmarkStart w:id="1" w:name="_Ref226131518"/>
+            <w:r>
+              <w:t xml:space="preserve">Figura </w:t>
+            </w:r>
+            <w:r>
+              <w:fldChar w:fldCharType="begin"/>
+            </w:r>
+            <w:r>
+              <w:instrText xml:space="preserve"> SEQ Figura \* ARABIC </w:instrText>
+            </w:r>
+            <w:r>
+              <w:fldChar w:fldCharType="separate"/>
+            </w:r>
+            <w:r>
+              <w:t>4</w:t>
+            </w:r>
+            <w:r>
+              <w:fldChar w:fldCharType="end"/>
+            </w:r>
+            <w:r>
+              <w:t xml:space="preserve"> -</w:t>
+            </w:r>
+            <w:r>
+              <w:t xml:space="preserve"> </w:t>
+            </w:r>
+            <w:r>
+              <w:t>Hoje</w:t>
+            </w:r>
+            <w:bookmarkEnd w:id="1"/>
+          </w:p>
+        </w:tc>
+        <w:tc>
+          <w:tcPr>
+            <w:tcW w:w="4388" w:type="dxa"/>
+          </w:tcPr>
+          <w:p>
+            <w:pPr>
+              <w:keepNext/>
+              <w:jc w:val="center"/>
+            </w:pPr>
+            <w:r>
+              <w:rPr>
+                <w:noProof/>
+              </w:rPr>
+              <w:drawing>
+                <wp:inline distT="0" distB="0" distL="0" distR="0" wp14:anchorId="01548563" wp14:editId="06AEB16B">
+                  <wp:extent cx="2518410" cy="4204884"/>
+                  <wp:effectExtent l="0" t="0" r="0" b="5715"/>
+                  <wp:docPr id="576139898" name="Picture 2"/>
+                  <wp:cNvGraphicFramePr>
+                    <a:graphicFrameLocks xmlns:a="http://schemas.openxmlformats.org/drawingml/2006/main" noChangeAspect="1"/>
+                  </wp:cNvGraphicFramePr>
+                  <a:graphic xmlns:a="http://schemas.openxmlformats.org/drawingml/2006/main">
+                    <a:graphicData uri="http://schemas.openxmlformats.org/drawingml/2006/picture">
+                      <pic:pic xmlns:pic="http://schemas.openxmlformats.org/drawingml/2006/picture">
+                        <pic:nvPicPr>
+                          <pic:cNvPr id="0" name="Picture 2"/>
+                          <pic:cNvPicPr>
+                            <a:picLocks noChangeAspect="1" noChangeArrowheads="1"/>
+                          </pic:cNvPicPr>
+                        </pic:nvPicPr>
+                        <pic:blipFill>
+                          <a:blip r:embed="rId13" cstate="print">
+                            <a:extLst>
+                              <a:ext uri="{28A0092B-C50C-407E-A947-70E740481C1C}">
+                                <a14:useLocalDpi xmlns:a14="http://schemas.microsoft.com/office/drawing/2010/main" val="0"/>
+                              </a:ext>
+                            </a:extLst>
+                          </a:blip>
+                          <a:srcRect/>
+                          <a:stretch>
+                            <a:fillRect/>
+                          </a:stretch>
+                        </pic:blipFill>
+                        <pic:spPr bwMode="auto">
+                          <a:xfrm>
+                            <a:off x="0" y="0"/>
+                            <a:ext cx="2518410" cy="4204884"/>
+                          </a:xfrm>
+                          <a:prstGeom prst="rect">
+                            <a:avLst/>
+                          </a:prstGeom>
+                          <a:noFill/>
+                          <a:ln>
+                            <a:noFill/>
+                          </a:ln>
+                        </pic:spPr>
+                      </pic:pic>
+                    </a:graphicData>
+                  </a:graphic>
+                </wp:inline>
+              </w:drawing>
+            </w:r>
+          </w:p>
+          <w:p>
+            <w:pPr>
+              <w:pStyle w:val="Caption"/>
+              <w:jc w:val="center"/>
+            </w:pPr>
+            <w:bookmarkStart w:id="2" w:name="_Ref226131525"/>
+            <w:bookmarkStart w:id="3" w:name="_Ref226136803"/>
+            <w:r>
+              <w:t xml:space="preserve">Figura </w:t>
+            </w:r>
+            <w:r>
+              <w:fldChar w:fldCharType="begin"/>
+            </w:r>
+            <w:r>
+              <w:instrText xml:space="preserve"> SEQ Figura \* ARABIC </w:instrText>
+            </w:r>
+            <w:r>
+              <w:fldChar w:fldCharType="separate"/>
+            </w:r>
+            <w:r>
+              <w:t>5</w:t>
+            </w:r>
+            <w:r>
+              <w:fldChar w:fldCharType="end"/>
+            </w:r>
+            <w:r>
+              <w:t xml:space="preserve"> - Registar Consumo</w:t>
+            </w:r>
+            <w:bookmarkEnd w:id="2"/>
+            <w:bookmarkEnd w:id="3"/>
+          </w:p>
+        </w:tc>
+      </w:tr>
+      <w:tr>
+        <w:trPr>
+          <w:trHeight w:val="6449"/>
+        </w:trPr>
+        <w:tc>
+          <w:tcPr>
+            <w:tcW w:w="4388" w:type="dxa"/>
+          </w:tcPr>
+          <w:p>
+            <w:pPr>
+              <w:keepNext/>
+              <w:jc w:val="center"/>
+            </w:pPr>
+            <w:r>
+              <w:rPr>
+                <w:noProof/>
+              </w:rPr>
+              <w:drawing>
+                <wp:inline distT="0" distB="0" distL="0" distR="0" wp14:anchorId="1D9F4FA7" wp14:editId="684A5513">
+                  <wp:extent cx="2314575" cy="3878475"/>
+                  <wp:effectExtent l="0" t="0" r="0" b="8255"/>
+                  <wp:docPr id="58795009" name="Picture 3"/>
+                  <wp:cNvGraphicFramePr>
+                    <a:graphicFrameLocks xmlns:a="http://schemas.openxmlformats.org/drawingml/2006/main" noChangeAspect="1"/>
+                  </wp:cNvGraphicFramePr>
+                  <a:graphic xmlns:a="http://schemas.openxmlformats.org/drawingml/2006/main">
+                    <a:graphicData uri="http://schemas.openxmlformats.org/drawingml/2006/picture">
+                      <pic:pic xmlns:pic="http://schemas.openxmlformats.org/drawingml/2006/picture">
+                        <pic:nvPicPr>
+                          <pic:cNvPr id="0" name="Picture 3"/>
+                          <pic:cNvPicPr>
+                            <a:picLocks noChangeAspect="1" noChangeArrowheads="1"/>
+                          </pic:cNvPicPr>
+                        </pic:nvPicPr>
+                        <pic:blipFill>
+                          <a:blip r:embed="rId14" cstate="print">
+                            <a:extLst>
+                              <a:ext uri="{28A0092B-C50C-407E-A947-70E740481C1C}">
+                                <a14:useLocalDpi xmlns:a14="http://schemas.microsoft.com/office/drawing/2010/main" val="0"/>
+                              </a:ext>
+                            </a:extLst>
+                          </a:blip>
+                          <a:srcRect/>
+                          <a:stretch>
+                            <a:fillRect/>
+                          </a:stretch>
+                        </pic:blipFill>
+                        <pic:spPr bwMode="auto">
+                          <a:xfrm>
+                            <a:off x="0" y="0"/>
+                            <a:ext cx="2314575" cy="3878475"/>
+                          </a:xfrm>
+                          <a:prstGeom prst="rect">
+                            <a:avLst/>
+                          </a:prstGeom>
+                          <a:noFill/>
+                          <a:ln>
+                            <a:noFill/>
+                          </a:ln>
+                        </pic:spPr>
+                      </pic:pic>
+                    </a:graphicData>
+                  </a:graphic>
+                </wp:inline>
+              </w:drawing>
+            </w:r>
+          </w:p>
+          <w:p>
+            <w:pPr>
+              <w:pStyle w:val="Caption"/>
+              <w:jc w:val="center"/>
+            </w:pPr>
+            <w:bookmarkStart w:id="4" w:name="_Ref226131527"/>
+            <w:r>
+              <w:t xml:space="preserve">Figura </w:t>
+            </w:r>
+            <w:r>
+              <w:fldChar w:fldCharType="begin"/>
+            </w:r>
+            <w:r>
+              <w:instrText xml:space="preserve"> SEQ Figura \* ARABIC </w:instrText>
+            </w:r>
+            <w:r>
+              <w:fldChar w:fldCharType="separate"/>
+            </w:r>
+            <w:r>
+              <w:t>6</w:t>
+            </w:r>
+            <w:r>
+              <w:fldChar w:fldCharType="end"/>
+            </w:r>
+            <w:r>
+              <w:t xml:space="preserve"> - Histórico Diário</w:t>
+            </w:r>
+            <w:bookmarkEnd w:id="4"/>
+          </w:p>
+        </w:tc>
+        <w:tc>
+          <w:tcPr>
+            <w:tcW w:w="4388" w:type="dxa"/>
+          </w:tcPr>
+          <w:p>
+            <w:pPr>
+              <w:keepNext/>
+              <w:jc w:val="center"/>
+            </w:pPr>
+            <w:r>
+              <w:rPr>
+                <w:noProof/>
+              </w:rPr>
+              <w:drawing>
+                <wp:inline distT="0" distB="0" distL="0" distR="0" wp14:anchorId="6BD0FAD1" wp14:editId="20B203D9">
+                  <wp:extent cx="2708914" cy="3718560"/>
+                  <wp:effectExtent l="0" t="0" r="9525" b="0"/>
+                  <wp:docPr id="15936044" name="Picture 4"/>
+                  <wp:cNvGraphicFramePr>
+                    <a:graphicFrameLocks xmlns:a="http://schemas.openxmlformats.org/drawingml/2006/main" noChangeAspect="1"/>
+                  </wp:cNvGraphicFramePr>
+                  <a:graphic xmlns:a="http://schemas.openxmlformats.org/drawingml/2006/main">
+                    <a:graphicData uri="http://schemas.openxmlformats.org/drawingml/2006/picture">
+                      <pic:pic xmlns:pic="http://schemas.openxmlformats.org/drawingml/2006/picture">
+                        <pic:nvPicPr>
+                          <pic:cNvPr id="0" name="Picture 4"/>
+                          <pic:cNvPicPr>
+                            <a:picLocks noChangeAspect="1" noChangeArrowheads="1"/>
+                          </pic:cNvPicPr>
+                        </pic:nvPicPr>
+                        <pic:blipFill>
+                          <a:blip r:embed="rId15" cstate="print">
+                            <a:extLst>
+                              <a:ext uri="{28A0092B-C50C-407E-A947-70E740481C1C}">
+                                <a14:useLocalDpi xmlns:a14="http://schemas.microsoft.com/office/drawing/2010/main" val="0"/>
+                              </a:ext>
+                            </a:extLst>
+                          </a:blip>
+                          <a:srcRect/>
+                          <a:stretch>
+                            <a:fillRect/>
+                          </a:stretch>
+                        </pic:blipFill>
+                        <pic:spPr bwMode="auto">
+                          <a:xfrm>
+                            <a:off x="0" y="0"/>
+                            <a:ext cx="2708914" cy="3718560"/>
+                          </a:xfrm>
+                          <a:prstGeom prst="rect">
+                            <a:avLst/>
+                          </a:prstGeom>
+                          <a:noFill/>
+                          <a:ln>
+                            <a:noFill/>
+                          </a:ln>
+                        </pic:spPr>
+                      </pic:pic>
+                    </a:graphicData>
+                  </a:graphic>
+                </wp:inline>
+              </w:drawing>
+            </w:r>
+          </w:p>
+          <w:p>
+            <w:pPr>
+              <w:pStyle w:val="Caption"/>
+              <w:jc w:val="center"/>
+            </w:pPr>
+            <w:bookmarkStart w:id="5" w:name="_Ref226131530"/>
+            <w:r>
+              <w:t xml:space="preserve">Figura </w:t>
+            </w:r>
+            <w:r>
+              <w:fldChar w:fldCharType="begin"/>
+            </w:r>
+            <w:r>
+              <w:instrText xml:space="preserve"> SEQ Figura \* ARABIC </w:instrText>
+            </w:r>
+            <w:r>
+              <w:fldChar w:fldCharType="separate"/>
+            </w:r>
+            <w:r>
+              <w:t>7</w:t>
+            </w:r>
+            <w:r>
+              <w:fldChar w:fldCharType="end"/>
+            </w:r>
+            <w:r>
+              <w:t xml:space="preserve"> - Definições</w:t>
+            </w:r>
+            <w:bookmarkEnd w:id="5"/>
+          </w:p>
+        </w:tc>
+      </w:tr>
+    </w:tbl>
+    <w:p/>
+    <w:p>
+      <w:r>
+        <w:t>Após a realização dos esboços em papel do design foi possível ter uma ideia de como os elementos de design seriam distribuídos pelos ecrãs</w:t>
+      </w:r>
+      <w:r>
+        <w:t>. O esboço opera na ideia de que há um “</w:t>
+      </w:r>
+      <w:proofErr w:type="spellStart"/>
+      <w:r>
+        <w:t>tab</w:t>
+      </w:r>
+      <w:proofErr w:type="spellEnd"/>
+      <w:r>
+        <w:t xml:space="preserve"> menu” </w:t>
+      </w:r>
+      <w:r>
+        <w:t xml:space="preserve">presente por toda a aplicação </w:t>
+      </w:r>
+      <w:r>
+        <w:t>que permite navegação entre os ecrãs de forma fácil:</w:t>
+      </w:r>
+    </w:p>
+    <w:p>
+      <w:pPr>
+        <w:pStyle w:val="ListParagraph"/>
+        <w:numPr>
+          <w:ilvl w:val="0"/>
+          <w:numId w:val="6"/>
+        </w:numPr>
+        <w:rPr>
+          <w:b/>
+          <w:bCs/>
+        </w:rPr>
+      </w:pPr>
+      <w:r>
+        <w:rPr>
+          <w:b/>
+          <w:bCs/>
+        </w:rPr>
+        <w:fldChar w:fldCharType="begin"/>
+      </w:r>
+      <w:r>
+        <w:rPr>
+          <w:b/>
+          <w:bCs/>
+        </w:rPr>
+        <w:instrText xml:space="preserve"> REF _Ref226131518 \h  \* MERGEFORMAT </w:instrText>
+      </w:r>
+      <w:r>
+        <w:rPr>
+          <w:b/>
+          <w:bCs/>
+        </w:rPr>
+      </w:r>
+      <w:r>
+        <w:rPr>
+          <w:b/>
+          <w:bCs/>
+        </w:rPr>
+        <w:fldChar w:fldCharType="separate"/>
+      </w:r>
+      <w:r>
+        <w:rPr>
+          <w:b/>
+          <w:bCs/>
+        </w:rPr>
+        <w:t>Figura 4 - Hoje</w:t>
+      </w:r>
+      <w:r>
+        <w:rPr>
+          <w:b/>
+          <w:bCs/>
+        </w:rPr>
+        <w:fldChar w:fldCharType="end"/>
+      </w:r>
+      <w:r>
+        <w:t xml:space="preserve"> – </w:t>
+      </w:r>
+      <w:r>
+        <w:t xml:space="preserve">O </w:t>
+      </w:r>
+      <w:r>
+        <w:t>ecrã aberto quando a aplicação começa</w:t>
+      </w:r>
+      <w:r>
+        <w:t>:</w:t>
+      </w:r>
+    </w:p>
+    <w:p>
+      <w:pPr>
+        <w:pStyle w:val="ListParagraph"/>
+        <w:numPr>
+          <w:ilvl w:val="0"/>
+          <w:numId w:val="7"/>
+        </w:numPr>
+        <w:rPr>
+          <w:b/>
+          <w:bCs/>
+        </w:rPr>
+      </w:pPr>
+      <w:r>
+        <w:t>No topo tem uma barra de progresso, que aumenta de acordo com a quantidade de Hidratação alcançada neste dia</w:t>
+      </w:r>
+      <w:r>
+        <w:t>.</w:t>
+      </w:r>
+    </w:p>
+    <w:p>
+      <w:pPr>
+        <w:pStyle w:val="ListParagraph"/>
+        <w:numPr>
+          <w:ilvl w:val="0"/>
+          <w:numId w:val="7"/>
+        </w:numPr>
+        <w:rPr>
+          <w:b/>
+          <w:bCs/>
+        </w:rPr>
+      </w:pPr>
+      <w:r>
+        <w:t>Botão grande de fácil acesso que permite o utilizador clicar para registar imediatamente um consumo de água</w:t>
+      </w:r>
+      <w:r>
+        <w:t>.</w:t>
+      </w:r>
+    </w:p>
+    <w:p>
+      <w:pPr>
+        <w:pStyle w:val="ListParagraph"/>
+        <w:numPr>
+          <w:ilvl w:val="0"/>
+          <w:numId w:val="7"/>
+        </w:numPr>
+        <w:rPr>
+          <w:b/>
+          <w:bCs/>
+        </w:rPr>
+      </w:pPr>
+      <w:r>
+        <w:t>Botão que leva o utilizador para o ecrã de Registar Consumo, onde poderá registar um consumo mais ‘à medida’.</w:t>
+      </w:r>
+    </w:p>
+    <w:p>
+      <w:pPr>
+        <w:pStyle w:val="ListParagraph"/>
+        <w:numPr>
+          <w:ilvl w:val="0"/>
+          <w:numId w:val="7"/>
+        </w:numPr>
+        <w:rPr>
+          <w:b/>
+          <w:bCs/>
+        </w:rPr>
+      </w:pPr>
+      <w:r>
+        <w:t xml:space="preserve">Três botões de “consumos favoritos”, parecidos ao botão de consumo de água </w:t>
+      </w:r>
+      <w:r>
+        <w:t>imediatos,</w:t>
+      </w:r>
+      <w:r>
+        <w:t xml:space="preserve"> mas customizados com potencialmente outras bebidas.</w:t>
+      </w:r>
+    </w:p>
+    <w:p>
+      <w:pPr>
+        <w:pStyle w:val="ListParagraph"/>
+        <w:numPr>
+          <w:ilvl w:val="0"/>
+          <w:numId w:val="6"/>
+        </w:numPr>
+        <w:rPr>
+          <w:b/>
+          <w:bCs/>
+        </w:rPr>
+      </w:pPr>
+      <w:r>
+        <w:rPr>
+          <w:b/>
+          <w:bCs/>
+        </w:rPr>
+        <w:fldChar w:fldCharType="begin"/>
+      </w:r>
+      <w:r>
+        <w:instrText xml:space="preserve"> REF _Ref226136803 \h </w:instrText>
+      </w:r>
+      <w:r>
+        <w:rPr>
+          <w:b/>
+          <w:bCs/>
+        </w:rPr>
+        <w:instrText xml:space="preserve"> \* MERGEFORMAT </w:instrText>
+      </w:r>
+      <w:r>
+        <w:rPr>
+          <w:b/>
+          <w:bCs/>
+        </w:rPr>
+      </w:r>
+      <w:r>
+        <w:rPr>
+          <w:b/>
+          <w:bCs/>
+        </w:rPr>
+        <w:fldChar w:fldCharType="separate"/>
+      </w:r>
+      <w:r>
+        <w:rPr>
+          <w:b/>
+          <w:bCs/>
+        </w:rPr>
+        <w:t>Figura 5 - Registar Consumo</w:t>
+      </w:r>
+      <w:r>
+        <w:rPr>
+          <w:b/>
+          <w:bCs/>
+        </w:rPr>
+        <w:fldChar w:fldCharType="end"/>
+      </w:r>
+      <w:r>
+        <w:rPr>
+          <w:b/>
+          <w:bCs/>
+        </w:rPr>
+        <w:t xml:space="preserve"> </w:t>
+      </w:r>
+      <w:r>
+        <w:t xml:space="preserve">– Ecrã de registo de consumo avançado, onde o utilizador pode escolher com melhor exatidão um consumo: </w:t>
+      </w:r>
+      <w:r>
+        <w:rPr>
+          <w:b/>
+          <w:bCs/>
+        </w:rPr>
+        <w:t xml:space="preserve"> </w:t>
+      </w:r>
+    </w:p>
+    <w:p>
+      <w:pPr>
+        <w:pStyle w:val="ListParagraph"/>
+        <w:numPr>
+          <w:ilvl w:val="0"/>
+          <w:numId w:val="8"/>
+        </w:numPr>
+      </w:pPr>
+      <w:r>
+        <w:t>Vários ícones, referentes a múltiplos líquidos. Estes podem ser selecionados</w:t>
+      </w:r>
+    </w:p>
+    <w:p>
+      <w:pPr>
+        <w:pStyle w:val="ListParagraph"/>
+        <w:numPr>
+          <w:ilvl w:val="0"/>
+          <w:numId w:val="8"/>
+        </w:numPr>
+      </w:pPr>
+      <w:r>
+        <w:t xml:space="preserve">Uma quantidade de volume </w:t>
+      </w:r>
+      <w:proofErr w:type="spellStart"/>
+      <w:r>
+        <w:t>digitável</w:t>
+      </w:r>
+      <w:proofErr w:type="spellEnd"/>
+      <w:r>
+        <w:t xml:space="preserve"> pelo utilizador.</w:t>
+      </w:r>
+    </w:p>
+    <w:p>
+      <w:pPr>
+        <w:pStyle w:val="ListParagraph"/>
+        <w:numPr>
+          <w:ilvl w:val="0"/>
+          <w:numId w:val="8"/>
+        </w:numPr>
+      </w:pPr>
+      <w:r>
+        <w:t>Um botão de “Beber” que ao ser clicado, a conta de acordo com o BHI</w:t>
+      </w:r>
+      <w:r>
+        <w:t xml:space="preserve"> para calcular a Hidratação</w:t>
+      </w:r>
+      <w:r>
+        <w:t xml:space="preserve"> é feita, e registada</w:t>
+      </w:r>
+      <w:r>
+        <w:t>.</w:t>
+      </w:r>
+    </w:p>
+    <w:p>
+      <w:pPr>
+        <w:pStyle w:val="ListParagraph"/>
+        <w:numPr>
+          <w:ilvl w:val="0"/>
+          <w:numId w:val="6"/>
+        </w:numPr>
+        <w:rPr>
+          <w:b/>
+          <w:bCs/>
+        </w:rPr>
+      </w:pPr>
+      <w:r>
+        <w:rPr>
+          <w:b/>
+          <w:bCs/>
+        </w:rPr>
+        <w:fldChar w:fldCharType="begin"/>
+      </w:r>
+      <w:r>
+        <w:rPr>
+          <w:b/>
+          <w:bCs/>
+        </w:rPr>
+        <w:instrText xml:space="preserve"> REF _Ref226131527 \h  \* MERGEFORMAT </w:instrText>
+      </w:r>
+      <w:r>
+        <w:rPr>
+          <w:b/>
+          <w:bCs/>
+        </w:rPr>
+      </w:r>
+      <w:r>
+        <w:rPr>
+          <w:b/>
+          <w:bCs/>
+        </w:rPr>
+        <w:fldChar w:fldCharType="separate"/>
+      </w:r>
+      <w:r>
+        <w:rPr>
+          <w:b/>
+          <w:bCs/>
+        </w:rPr>
+        <w:t>Figura 6 - Histórico Diário</w:t>
+      </w:r>
+      <w:r>
+        <w:rPr>
+          <w:b/>
+          <w:bCs/>
+        </w:rPr>
+        <w:fldChar w:fldCharType="end"/>
+      </w:r>
+      <w:r>
+        <w:rPr>
+          <w:b/>
+          <w:bCs/>
+        </w:rPr>
+        <w:t xml:space="preserve"> </w:t>
+      </w:r>
+      <w:r>
+        <w:t>– Ecrã onde o utilizador vê as quantidades que consumiu em cada dia:</w:t>
+      </w:r>
+    </w:p>
+    <w:p>
+      <w:pPr>
+        <w:pStyle w:val="ListParagraph"/>
+        <w:numPr>
+          <w:ilvl w:val="0"/>
+          <w:numId w:val="9"/>
+        </w:numPr>
+        <w:rPr>
+          <w:b/>
+          <w:bCs/>
+        </w:rPr>
+      </w:pPr>
+      <w:r>
+        <w:t>No topo tem um selecionador do dia a averiguar</w:t>
+      </w:r>
+      <w:r>
+        <w:t xml:space="preserve"> e o valor hidrático alcançado nesse dia</w:t>
+      </w:r>
+      <w:r>
+        <w:t>, também tem a possibilidade de visualizar o histórico dos últimos 7 dias.</w:t>
+      </w:r>
+    </w:p>
+    <w:p>
+      <w:pPr>
+        <w:pStyle w:val="ListParagraph"/>
+        <w:numPr>
+          <w:ilvl w:val="0"/>
+          <w:numId w:val="9"/>
+        </w:numPr>
+        <w:rPr>
+          <w:b/>
+          <w:bCs/>
+        </w:rPr>
+      </w:pPr>
+      <w:r>
+        <w:t xml:space="preserve">Uma série </w:t>
+      </w:r>
+      <w:r>
+        <w:t xml:space="preserve">de </w:t>
+      </w:r>
+      <w:r>
+        <w:t>cartões a identificar todos os registos que o utilizador fez, incluindo o tipo de bebida, a data do consumo, e o valor Hidrático.</w:t>
+      </w:r>
+    </w:p>
+    <w:p>
+      <w:pPr>
+        <w:pStyle w:val="ListParagraph"/>
+        <w:numPr>
+          <w:ilvl w:val="0"/>
+          <w:numId w:val="9"/>
+        </w:numPr>
+        <w:rPr>
+          <w:b/>
+          <w:bCs/>
+        </w:rPr>
+      </w:pPr>
+      <w:r>
+        <w:t xml:space="preserve">Os cartões têm uma opção para apagar o registo ou </w:t>
+      </w:r>
+      <w:r>
+        <w:t>corrigi-lo</w:t>
+      </w:r>
+      <w:r>
+        <w:t>, bem como a possibilidade de adicionar um regist</w:t>
+      </w:r>
+      <w:r>
+        <w:t>o</w:t>
+      </w:r>
+      <w:r>
+        <w:t xml:space="preserve"> caso tenham esquecido de o </w:t>
+      </w:r>
+      <w:r>
+        <w:t>fazer</w:t>
+      </w:r>
+      <w:r>
+        <w:t>.</w:t>
+      </w:r>
+    </w:p>
+    <w:p>
+      <w:pPr>
+        <w:pStyle w:val="ListParagraph"/>
+        <w:numPr>
+          <w:ilvl w:val="0"/>
+          <w:numId w:val="6"/>
+        </w:numPr>
+        <w:rPr>
+          <w:b/>
+          <w:bCs/>
+        </w:rPr>
+      </w:pPr>
+      <w:r>
+        <w:rPr>
+          <w:b/>
+          <w:bCs/>
+        </w:rPr>
+        <w:fldChar w:fldCharType="begin"/>
+      </w:r>
+      <w:r>
+        <w:rPr>
+          <w:b/>
+          <w:bCs/>
+        </w:rPr>
+        <w:instrText xml:space="preserve"> REF _Ref226131530 \h  \* MERGEFORMAT </w:instrText>
+      </w:r>
+      <w:r>
+        <w:rPr>
+          <w:b/>
+          <w:bCs/>
+        </w:rPr>
+      </w:r>
+      <w:r>
+        <w:rPr>
+          <w:b/>
+          <w:bCs/>
+        </w:rPr>
+        <w:fldChar w:fldCharType="separate"/>
+      </w:r>
+      <w:r>
+        <w:rPr>
+          <w:b/>
+          <w:bCs/>
+        </w:rPr>
+        <w:t>Figura 7 - Definições</w:t>
+      </w:r>
+      <w:r>
+        <w:rPr>
+          <w:b/>
+          <w:bCs/>
+        </w:rPr>
+        <w:fldChar w:fldCharType="end"/>
+      </w:r>
+      <w:r>
+        <w:rPr>
+          <w:b/>
+          <w:bCs/>
+        </w:rPr>
+        <w:t xml:space="preserve"> </w:t>
+      </w:r>
+      <w:r>
+        <w:t xml:space="preserve">– </w:t>
+      </w:r>
+      <w:r>
+        <w:t xml:space="preserve">Neste ecrã o utilizador define a sua meta de hidratação diária, e </w:t>
+      </w:r>
+      <w:r>
+        <w:t>define a quantidade</w:t>
+      </w:r>
+      <w:r>
+        <w:t xml:space="preserve"> -</w:t>
+      </w:r>
+      <w:r>
+        <w:t xml:space="preserve"> bem como o tipo de líquido</w:t>
+      </w:r>
+      <w:r>
+        <w:t xml:space="preserve"> -</w:t>
+      </w:r>
+      <w:r>
+        <w:t xml:space="preserve"> d</w:t>
+      </w:r>
+      <w:r>
+        <w:t>os botões favoritos mostrados no ecrã</w:t>
+      </w:r>
+      <w:r>
+        <w:t xml:space="preserve"> </w:t>
+      </w:r>
+      <w:r>
+        <w:t>‘</w:t>
+      </w:r>
+      <w:r>
+        <w:t>Hoje</w:t>
+      </w:r>
+      <w:r>
+        <w:t>’</w:t>
+      </w:r>
+      <w:r>
+        <w:t>.</w:t>
+      </w:r>
+    </w:p>
+    <w:p/>
+    <w:p>
+      <w:pPr>
+        <w:pStyle w:val="Heading2"/>
+      </w:pPr>
+      <w:r>
+        <w:lastRenderedPageBreak/>
+        <w:t>Esboço</w:t>
+      </w:r>
+      <w:r>
+        <w:t xml:space="preserve"> média fidelidade</w:t>
+      </w:r>
+    </w:p>
+    <w:p>
+      <w:r>
+        <w:t>Em continuação do subcapítulo anterior foi realizado em melhor fidelidade o desenho de ecrãs n</w:t>
+      </w:r>
+      <w:r>
+        <w:t>o</w:t>
+      </w:r>
+      <w:r>
+        <w:t xml:space="preserve"> </w:t>
+      </w:r>
+      <w:r>
+        <w:t>software</w:t>
+      </w:r>
+      <w:r>
+        <w:t xml:space="preserve"> </w:t>
+      </w:r>
+      <w:proofErr w:type="spellStart"/>
+      <w:r>
+        <w:t>Balsamiq</w:t>
+      </w:r>
+      <w:proofErr w:type="spellEnd"/>
+      <w:r>
+        <w:t xml:space="preserve">. </w:t>
+      </w:r>
+      <w:r>
+        <w:t xml:space="preserve">Estes esboços expandem a visão rudimentar feita em papel, </w:t>
+      </w:r>
+      <w:r>
+        <w:t>e serão a versão mais próxima do desenho final</w:t>
+      </w:r>
+      <w:r>
+        <w:t>.</w:t>
+      </w:r>
+    </w:p>
+    <w:p/>
+    <w:tbl>
+      <w:tblPr>
+        <w:tblStyle w:val="TableGrid"/>
+        <w:tblW w:w="12078" w:type="dxa"/>
+        <w:jc w:val="center"/>
+        <w:tblBorders>
+          <w:top w:val="none" w:sz="0" w:space="0" w:color="auto"/>
+          <w:left w:val="none" w:sz="0" w:space="0" w:color="auto"/>
+          <w:bottom w:val="none" w:sz="0" w:space="0" w:color="auto"/>
+          <w:right w:val="none" w:sz="0" w:space="0" w:color="auto"/>
+          <w:insideH w:val="none" w:sz="0" w:space="0" w:color="auto"/>
+          <w:insideV w:val="none" w:sz="0" w:space="0" w:color="auto"/>
+        </w:tblBorders>
+        <w:tblLook w:val="04A0" w:firstRow="1" w:lastRow="0" w:firstColumn="1" w:lastColumn="0" w:noHBand="0" w:noVBand="1"/>
+      </w:tblPr>
+      <w:tblGrid>
+        <w:gridCol w:w="4026"/>
+        <w:gridCol w:w="4026"/>
+        <w:gridCol w:w="4026"/>
+      </w:tblGrid>
+      <w:tr>
+        <w:trPr>
+          <w:jc w:val="center"/>
+        </w:trPr>
+        <w:tc>
+          <w:tcPr>
+            <w:tcW w:w="4026" w:type="dxa"/>
+          </w:tcPr>
+          <w:p>
+            <w:pPr>
+              <w:keepNext/>
+              <w:jc w:val="center"/>
+            </w:pPr>
+            <w:r>
+              <w:rPr>
+                <w:noProof/>
+              </w:rPr>
+              <w:drawing>
+                <wp:inline distT="0" distB="0" distL="0" distR="0" wp14:anchorId="1187C8B5" wp14:editId="703D2503">
+                  <wp:extent cx="2410135" cy="4912360"/>
+                  <wp:effectExtent l="0" t="0" r="9525" b="2540"/>
+                  <wp:docPr id="1258921620" name="Picture 28"/>
+                  <wp:cNvGraphicFramePr>
+                    <a:graphicFrameLocks xmlns:a="http://schemas.openxmlformats.org/drawingml/2006/main" noChangeAspect="1"/>
+                  </wp:cNvGraphicFramePr>
+                  <a:graphic xmlns:a="http://schemas.openxmlformats.org/drawingml/2006/main">
+                    <a:graphicData uri="http://schemas.openxmlformats.org/drawingml/2006/picture">
+                      <pic:pic xmlns:pic="http://schemas.openxmlformats.org/drawingml/2006/picture">
+                        <pic:nvPicPr>
+                          <pic:cNvPr id="0" name="Picture 42"/>
+                          <pic:cNvPicPr>
+                            <a:picLocks noChangeAspect="1" noChangeArrowheads="1"/>
+                          </pic:cNvPicPr>
+                        </pic:nvPicPr>
+                        <pic:blipFill>
+                          <a:blip r:embed="rId16" cstate="print">
+                            <a:extLst>
+                              <a:ext uri="{28A0092B-C50C-407E-A947-70E740481C1C}">
+                                <a14:useLocalDpi xmlns:a14="http://schemas.microsoft.com/office/drawing/2010/main" val="0"/>
+                              </a:ext>
+                            </a:extLst>
+                          </a:blip>
+                          <a:srcRect/>
+                          <a:stretch>
+                            <a:fillRect/>
+                          </a:stretch>
+                        </pic:blipFill>
+                        <pic:spPr bwMode="auto">
+                          <a:xfrm>
+                            <a:off x="0" y="0"/>
+                            <a:ext cx="2416889" cy="4926126"/>
+                          </a:xfrm>
+                          <a:prstGeom prst="rect">
+                            <a:avLst/>
+                          </a:prstGeom>
+                          <a:noFill/>
+                          <a:ln>
+                            <a:noFill/>
+                          </a:ln>
+                        </pic:spPr>
+                      </pic:pic>
+                    </a:graphicData>
+                  </a:graphic>
+                </wp:inline>
+              </w:drawing>
+            </w:r>
+          </w:p>
+          <w:p>
+            <w:pPr>
+              <w:pStyle w:val="Caption"/>
+              <w:jc w:val="center"/>
+            </w:pPr>
+            <w:bookmarkStart w:id="6" w:name="_Ref226217993"/>
+            <w:r>
+              <w:t xml:space="preserve">Figura </w:t>
+            </w:r>
+            <w:r>
+              <w:fldChar w:fldCharType="begin"/>
+            </w:r>
+            <w:r>
+              <w:instrText xml:space="preserve"> SEQ Figura \* ARABIC </w:instrText>
+            </w:r>
+            <w:r>
+              <w:fldChar w:fldCharType="separate"/>
+            </w:r>
+            <w:r>
+              <w:t>8</w:t>
+            </w:r>
+            <w:r>
+              <w:fldChar w:fldCharType="end"/>
+            </w:r>
+            <w:r>
+              <w:t xml:space="preserve"> -</w:t>
+            </w:r>
+            <w:r>
+              <w:t xml:space="preserve"> </w:t>
+            </w:r>
+            <w:r>
+              <w:t>Hoje</w:t>
+            </w:r>
+            <w:bookmarkEnd w:id="6"/>
+          </w:p>
+        </w:tc>
+        <w:tc>
+          <w:tcPr>
+            <w:tcW w:w="4026" w:type="dxa"/>
+          </w:tcPr>
+          <w:p>
+            <w:pPr>
+              <w:keepNext/>
+              <w:jc w:val="center"/>
+            </w:pPr>
+            <w:r>
+              <w:rPr>
+                <w:noProof/>
+              </w:rPr>
+              <w:drawing>
+                <wp:inline distT="0" distB="0" distL="0" distR="0" wp14:anchorId="6343D93D" wp14:editId="068D27D1">
+                  <wp:extent cx="2411218" cy="4912360"/>
+                  <wp:effectExtent l="0" t="0" r="8255" b="2540"/>
+                  <wp:docPr id="1398080779" name="Picture 21"/>
+                  <wp:cNvGraphicFramePr>
+                    <a:graphicFrameLocks xmlns:a="http://schemas.openxmlformats.org/drawingml/2006/main" noChangeAspect="1"/>
+                  </wp:cNvGraphicFramePr>
+                  <a:graphic xmlns:a="http://schemas.openxmlformats.org/drawingml/2006/main">
+                    <a:graphicData uri="http://schemas.openxmlformats.org/drawingml/2006/picture">
+                      <pic:pic xmlns:pic="http://schemas.openxmlformats.org/drawingml/2006/picture">
+                        <pic:nvPicPr>
+                          <pic:cNvPr id="0" name="Picture 25"/>
+                          <pic:cNvPicPr>
+                            <a:picLocks noChangeAspect="1" noChangeArrowheads="1"/>
+                          </pic:cNvPicPr>
+                        </pic:nvPicPr>
+                        <pic:blipFill>
+                          <a:blip r:embed="rId17" cstate="print">
+                            <a:extLst>
+                              <a:ext uri="{28A0092B-C50C-407E-A947-70E740481C1C}">
+                                <a14:useLocalDpi xmlns:a14="http://schemas.microsoft.com/office/drawing/2010/main" val="0"/>
+                              </a:ext>
+                            </a:extLst>
+                          </a:blip>
+                          <a:srcRect/>
+                          <a:stretch>
+                            <a:fillRect/>
+                          </a:stretch>
+                        </pic:blipFill>
+                        <pic:spPr bwMode="auto">
+                          <a:xfrm>
+                            <a:off x="0" y="0"/>
+                            <a:ext cx="2415804" cy="4921704"/>
+                          </a:xfrm>
+                          <a:prstGeom prst="rect">
+                            <a:avLst/>
+                          </a:prstGeom>
+                          <a:noFill/>
+                          <a:ln>
+                            <a:noFill/>
+                          </a:ln>
+                        </pic:spPr>
+                      </pic:pic>
+                    </a:graphicData>
+                  </a:graphic>
+                </wp:inline>
+              </w:drawing>
+            </w:r>
+          </w:p>
+          <w:p>
+            <w:pPr>
+              <w:pStyle w:val="Caption"/>
+              <w:jc w:val="center"/>
+            </w:pPr>
+            <w:bookmarkStart w:id="7" w:name="_Ref226217998"/>
+            <w:r>
+              <w:t xml:space="preserve">Figura </w:t>
+            </w:r>
+            <w:r>
+              <w:fldChar w:fldCharType="begin"/>
+            </w:r>
+            <w:r>
+              <w:instrText xml:space="preserve"> SEQ Figura \* ARABIC </w:instrText>
+            </w:r>
+            <w:r>
+              <w:fldChar w:fldCharType="separate"/>
+            </w:r>
+            <w:r>
+              <w:t>9</w:t>
+            </w:r>
+            <w:r>
+              <w:fldChar w:fldCharType="end"/>
+            </w:r>
+            <w:r>
+              <w:t xml:space="preserve"> - Registar Consumo</w:t>
+            </w:r>
+            <w:bookmarkEnd w:id="7"/>
+          </w:p>
+        </w:tc>
+        <w:tc>
+          <w:tcPr>
+            <w:tcW w:w="4026" w:type="dxa"/>
+          </w:tcPr>
+          <w:p>
+            <w:pPr>
+              <w:keepNext/>
+              <w:jc w:val="center"/>
+            </w:pPr>
+            <w:r>
+              <w:rPr>
+                <w:noProof/>
+              </w:rPr>
+              <w:drawing>
+                <wp:inline distT="0" distB="0" distL="0" distR="0" wp14:anchorId="6A39EF74" wp14:editId="7FE81C28">
+                  <wp:extent cx="2410135" cy="4912360"/>
+                  <wp:effectExtent l="0" t="0" r="9525" b="2540"/>
+                  <wp:docPr id="94500471" name="Picture 29"/>
+                  <wp:cNvGraphicFramePr>
+                    <a:graphicFrameLocks xmlns:a="http://schemas.openxmlformats.org/drawingml/2006/main" noChangeAspect="1"/>
+                  </wp:cNvGraphicFramePr>
+                  <a:graphic xmlns:a="http://schemas.openxmlformats.org/drawingml/2006/main">
+                    <a:graphicData uri="http://schemas.openxmlformats.org/drawingml/2006/picture">
+                      <pic:pic xmlns:pic="http://schemas.openxmlformats.org/drawingml/2006/picture">
+                        <pic:nvPicPr>
+                          <pic:cNvPr id="0" name="Picture 44"/>
+                          <pic:cNvPicPr>
+                            <a:picLocks noChangeAspect="1" noChangeArrowheads="1"/>
+                          </pic:cNvPicPr>
+                        </pic:nvPicPr>
+                        <pic:blipFill>
+                          <a:blip r:embed="rId18" cstate="print">
+                            <a:extLst>
+                              <a:ext uri="{28A0092B-C50C-407E-A947-70E740481C1C}">
+                                <a14:useLocalDpi xmlns:a14="http://schemas.microsoft.com/office/drawing/2010/main" val="0"/>
+                              </a:ext>
+                            </a:extLst>
+                          </a:blip>
+                          <a:srcRect/>
+                          <a:stretch>
+                            <a:fillRect/>
+                          </a:stretch>
+                        </pic:blipFill>
+                        <pic:spPr bwMode="auto">
+                          <a:xfrm>
+                            <a:off x="0" y="0"/>
+                            <a:ext cx="2421585" cy="4935698"/>
+                          </a:xfrm>
+                          <a:prstGeom prst="rect">
+                            <a:avLst/>
+                          </a:prstGeom>
+                          <a:noFill/>
+                          <a:ln>
+                            <a:noFill/>
+                          </a:ln>
+                        </pic:spPr>
+                      </pic:pic>
+                    </a:graphicData>
+                  </a:graphic>
+                </wp:inline>
+              </w:drawing>
+            </w:r>
+          </w:p>
+          <w:p>
+            <w:pPr>
+              <w:pStyle w:val="Caption"/>
+              <w:jc w:val="center"/>
+            </w:pPr>
+            <w:bookmarkStart w:id="8" w:name="_Ref226218002"/>
+            <w:r>
+              <w:t xml:space="preserve">Figura </w:t>
+            </w:r>
+            <w:r>
+              <w:fldChar w:fldCharType="begin"/>
+            </w:r>
+            <w:r>
+              <w:instrText xml:space="preserve"> SEQ Figura \* ARABIC </w:instrText>
+            </w:r>
+            <w:r>
+              <w:fldChar w:fldCharType="separate"/>
+            </w:r>
+            <w:r>
+              <w:t>10</w:t>
+            </w:r>
+            <w:r>
+              <w:fldChar w:fldCharType="end"/>
+            </w:r>
+            <w:r>
+              <w:t xml:space="preserve"> - Histórico (</w:t>
+            </w:r>
+            <w:proofErr w:type="spellStart"/>
+            <w:r>
+              <w:t>tab</w:t>
+            </w:r>
+            <w:proofErr w:type="spellEnd"/>
+            <w:r>
+              <w:t xml:space="preserve"> </w:t>
+            </w:r>
+            <w:r>
+              <w:t>di</w:t>
+            </w:r>
+            <w:r>
+              <w:t>a</w:t>
+            </w:r>
+            <w:r>
+              <w:t>)</w:t>
+            </w:r>
+            <w:bookmarkEnd w:id="8"/>
+          </w:p>
+        </w:tc>
+      </w:tr>
+    </w:tbl>
+    <w:p/>
+    <w:tbl>
+      <w:tblPr>
+        <w:tblStyle w:val="TableGrid"/>
+        <w:tblW w:w="11340" w:type="dxa"/>
+        <w:jc w:val="center"/>
+        <w:tblBorders>
+          <w:top w:val="none" w:sz="0" w:space="0" w:color="auto"/>
+          <w:left w:val="none" w:sz="0" w:space="0" w:color="auto"/>
+          <w:bottom w:val="none" w:sz="0" w:space="0" w:color="auto"/>
+          <w:right w:val="none" w:sz="0" w:space="0" w:color="auto"/>
+          <w:insideH w:val="none" w:sz="0" w:space="0" w:color="auto"/>
+          <w:insideV w:val="none" w:sz="0" w:space="0" w:color="auto"/>
+        </w:tblBorders>
+        <w:tblLook w:val="04A0" w:firstRow="1" w:lastRow="0" w:firstColumn="1" w:lastColumn="0" w:noHBand="0" w:noVBand="1"/>
+      </w:tblPr>
+      <w:tblGrid>
+        <w:gridCol w:w="4027"/>
+        <w:gridCol w:w="4027"/>
+        <w:gridCol w:w="4027"/>
+      </w:tblGrid>
+      <w:tr>
+        <w:trPr>
+          <w:jc w:val="center"/>
+        </w:trPr>
+        <w:tc>
+          <w:tcPr>
+            <w:tcW w:w="3686" w:type="dxa"/>
+          </w:tcPr>
+          <w:p>
+            <w:pPr>
+              <w:keepNext/>
+              <w:jc w:val="center"/>
+            </w:pPr>
+            <w:r>
+              <w:rPr>
+                <w:noProof/>
+              </w:rPr>
+              <w:lastRenderedPageBreak/>
+              <w:drawing>
+                <wp:inline distT="0" distB="0" distL="0" distR="0" wp14:anchorId="1D17B37B" wp14:editId="4BA123D2">
+                  <wp:extent cx="2420257" cy="4930775"/>
+                  <wp:effectExtent l="0" t="0" r="0" b="3175"/>
+                  <wp:docPr id="73914563" name="Picture 23"/>
+                  <wp:cNvGraphicFramePr>
+                    <a:graphicFrameLocks xmlns:a="http://schemas.openxmlformats.org/drawingml/2006/main" noChangeAspect="1"/>
+                  </wp:cNvGraphicFramePr>
+                  <a:graphic xmlns:a="http://schemas.openxmlformats.org/drawingml/2006/main">
+                    <a:graphicData uri="http://schemas.openxmlformats.org/drawingml/2006/picture">
+                      <pic:pic xmlns:pic="http://schemas.openxmlformats.org/drawingml/2006/picture">
+                        <pic:nvPicPr>
+                          <pic:cNvPr id="0" name="Picture 29"/>
+                          <pic:cNvPicPr>
+                            <a:picLocks noChangeAspect="1" noChangeArrowheads="1"/>
+                          </pic:cNvPicPr>
+                        </pic:nvPicPr>
+                        <pic:blipFill>
+                          <a:blip r:embed="rId19" cstate="print">
+                            <a:extLst>
+                              <a:ext uri="{28A0092B-C50C-407E-A947-70E740481C1C}">
+                                <a14:useLocalDpi xmlns:a14="http://schemas.microsoft.com/office/drawing/2010/main" val="0"/>
+                              </a:ext>
+                            </a:extLst>
+                          </a:blip>
+                          <a:srcRect/>
+                          <a:stretch>
+                            <a:fillRect/>
+                          </a:stretch>
+                        </pic:blipFill>
+                        <pic:spPr bwMode="auto">
+                          <a:xfrm>
+                            <a:off x="0" y="0"/>
+                            <a:ext cx="2426320" cy="4943126"/>
+                          </a:xfrm>
+                          <a:prstGeom prst="rect">
+                            <a:avLst/>
+                          </a:prstGeom>
+                          <a:noFill/>
+                          <a:ln>
+                            <a:noFill/>
+                          </a:ln>
+                        </pic:spPr>
+                      </pic:pic>
+                    </a:graphicData>
+                  </a:graphic>
+                </wp:inline>
+              </w:drawing>
+            </w:r>
+          </w:p>
+          <w:p>
+            <w:pPr>
+              <w:pStyle w:val="Caption"/>
+              <w:jc w:val="center"/>
+            </w:pPr>
+            <w:bookmarkStart w:id="9" w:name="_Ref226213047"/>
+            <w:r>
+              <w:t xml:space="preserve">Figura </w:t>
+            </w:r>
+            <w:r>
+              <w:fldChar w:fldCharType="begin"/>
+            </w:r>
+            <w:r>
+              <w:instrText xml:space="preserve"> SEQ Figura \* ARABIC </w:instrText>
+            </w:r>
+            <w:r>
+              <w:fldChar w:fldCharType="separate"/>
+            </w:r>
+            <w:r>
+              <w:t>11</w:t>
+            </w:r>
+            <w:r>
+              <w:fldChar w:fldCharType="end"/>
+            </w:r>
+            <w:r>
+              <w:t xml:space="preserve"> - Alterar Registo</w:t>
+            </w:r>
+            <w:bookmarkEnd w:id="9"/>
+          </w:p>
+        </w:tc>
+        <w:tc>
+          <w:tcPr>
+            <w:tcW w:w="3969" w:type="dxa"/>
+          </w:tcPr>
+          <w:p>
+            <w:pPr>
+              <w:keepNext/>
+              <w:jc w:val="center"/>
+            </w:pPr>
+            <w:r>
+              <w:rPr>
+                <w:noProof/>
+              </w:rPr>
+              <w:drawing>
+                <wp:inline distT="0" distB="0" distL="0" distR="0" wp14:anchorId="265A1E8B" wp14:editId="44DC1F14">
+                  <wp:extent cx="2420257" cy="4930775"/>
+                  <wp:effectExtent l="0" t="0" r="0" b="3175"/>
+                  <wp:docPr id="390547650" name="Picture 24"/>
+                  <wp:cNvGraphicFramePr>
+                    <a:graphicFrameLocks xmlns:a="http://schemas.openxmlformats.org/drawingml/2006/main" noChangeAspect="1"/>
+                  </wp:cNvGraphicFramePr>
+                  <a:graphic xmlns:a="http://schemas.openxmlformats.org/drawingml/2006/main">
+                    <a:graphicData uri="http://schemas.openxmlformats.org/drawingml/2006/picture">
+                      <pic:pic xmlns:pic="http://schemas.openxmlformats.org/drawingml/2006/picture">
+                        <pic:nvPicPr>
+                          <pic:cNvPr id="0" name="Picture 31"/>
+                          <pic:cNvPicPr>
+                            <a:picLocks noChangeAspect="1" noChangeArrowheads="1"/>
+                          </pic:cNvPicPr>
+                        </pic:nvPicPr>
+                        <pic:blipFill>
+                          <a:blip r:embed="rId20" cstate="print">
+                            <a:extLst>
+                              <a:ext uri="{28A0092B-C50C-407E-A947-70E740481C1C}">
+                                <a14:useLocalDpi xmlns:a14="http://schemas.microsoft.com/office/drawing/2010/main" val="0"/>
+                              </a:ext>
+                            </a:extLst>
+                          </a:blip>
+                          <a:srcRect/>
+                          <a:stretch>
+                            <a:fillRect/>
+                          </a:stretch>
+                        </pic:blipFill>
+                        <pic:spPr bwMode="auto">
+                          <a:xfrm>
+                            <a:off x="0" y="0"/>
+                            <a:ext cx="2426503" cy="4943499"/>
+                          </a:xfrm>
+                          <a:prstGeom prst="rect">
+                            <a:avLst/>
+                          </a:prstGeom>
+                          <a:noFill/>
+                          <a:ln>
+                            <a:noFill/>
+                          </a:ln>
+                        </pic:spPr>
+                      </pic:pic>
+                    </a:graphicData>
+                  </a:graphic>
+                </wp:inline>
+              </w:drawing>
+            </w:r>
+          </w:p>
+          <w:p>
+            <w:pPr>
+              <w:pStyle w:val="Caption"/>
+              <w:jc w:val="center"/>
+            </w:pPr>
+            <w:bookmarkStart w:id="10" w:name="_Ref226213363"/>
+            <w:r>
+              <w:t xml:space="preserve">Figura </w:t>
+            </w:r>
+            <w:r>
+              <w:fldChar w:fldCharType="begin"/>
+            </w:r>
+            <w:r>
+              <w:instrText xml:space="preserve"> SEQ Figura \* ARABIC </w:instrText>
+            </w:r>
+            <w:r>
+              <w:fldChar w:fldCharType="separate"/>
+            </w:r>
+            <w:r>
+              <w:t>12</w:t>
+            </w:r>
+            <w:r>
+              <w:fldChar w:fldCharType="end"/>
+            </w:r>
+            <w:r>
+              <w:t xml:space="preserve"> - Histórico (</w:t>
+            </w:r>
+            <w:proofErr w:type="spellStart"/>
+            <w:r>
+              <w:t>tab</w:t>
+            </w:r>
+            <w:proofErr w:type="spellEnd"/>
+            <w:r>
+              <w:t xml:space="preserve"> </w:t>
+            </w:r>
+            <w:r>
+              <w:t>semana)</w:t>
+            </w:r>
+            <w:bookmarkEnd w:id="10"/>
+          </w:p>
+        </w:tc>
+        <w:tc>
+          <w:tcPr>
+            <w:tcW w:w="3685" w:type="dxa"/>
+          </w:tcPr>
+          <w:p>
+            <w:pPr>
+              <w:keepNext/>
+              <w:jc w:val="center"/>
+            </w:pPr>
+            <w:r>
+              <w:rPr>
+                <w:noProof/>
+              </w:rPr>
+              <w:drawing>
+                <wp:inline distT="0" distB="0" distL="0" distR="0" wp14:anchorId="5EFC1F04" wp14:editId="327B7249">
+                  <wp:extent cx="2420257" cy="4930775"/>
+                  <wp:effectExtent l="0" t="0" r="0" b="3175"/>
+                  <wp:docPr id="1485558802" name="Picture 25"/>
+                  <wp:cNvGraphicFramePr>
+                    <a:graphicFrameLocks xmlns:a="http://schemas.openxmlformats.org/drawingml/2006/main" noChangeAspect="1"/>
+                  </wp:cNvGraphicFramePr>
+                  <a:graphic xmlns:a="http://schemas.openxmlformats.org/drawingml/2006/main">
+                    <a:graphicData uri="http://schemas.openxmlformats.org/drawingml/2006/picture">
+                      <pic:pic xmlns:pic="http://schemas.openxmlformats.org/drawingml/2006/picture">
+                        <pic:nvPicPr>
+                          <pic:cNvPr id="0" name="Picture 33"/>
+                          <pic:cNvPicPr>
+                            <a:picLocks noChangeAspect="1" noChangeArrowheads="1"/>
+                          </pic:cNvPicPr>
+                        </pic:nvPicPr>
+                        <pic:blipFill>
+                          <a:blip r:embed="rId21" cstate="print">
+                            <a:extLst>
+                              <a:ext uri="{28A0092B-C50C-407E-A947-70E740481C1C}">
+                                <a14:useLocalDpi xmlns:a14="http://schemas.microsoft.com/office/drawing/2010/main" val="0"/>
+                              </a:ext>
+                            </a:extLst>
+                          </a:blip>
+                          <a:srcRect/>
+                          <a:stretch>
+                            <a:fillRect/>
+                          </a:stretch>
+                        </pic:blipFill>
+                        <pic:spPr bwMode="auto">
+                          <a:xfrm>
+                            <a:off x="0" y="0"/>
+                            <a:ext cx="2428330" cy="4947222"/>
+                          </a:xfrm>
+                          <a:prstGeom prst="rect">
+                            <a:avLst/>
+                          </a:prstGeom>
+                          <a:noFill/>
+                          <a:ln>
+                            <a:noFill/>
+                          </a:ln>
+                        </pic:spPr>
+                      </pic:pic>
+                    </a:graphicData>
+                  </a:graphic>
+                </wp:inline>
+              </w:drawing>
+            </w:r>
+          </w:p>
+          <w:p>
+            <w:pPr>
+              <w:pStyle w:val="Caption"/>
+              <w:jc w:val="center"/>
+            </w:pPr>
+            <w:bookmarkStart w:id="11" w:name="_Ref226218012"/>
+            <w:r>
+              <w:t xml:space="preserve">Figura </w:t>
+            </w:r>
+            <w:r>
+              <w:fldChar w:fldCharType="begin"/>
+            </w:r>
+            <w:r>
+              <w:instrText xml:space="preserve"> SEQ Figura \* ARABIC </w:instrText>
+            </w:r>
+            <w:r>
+              <w:fldChar w:fldCharType="separate"/>
+            </w:r>
+            <w:r>
+              <w:t>13</w:t>
+            </w:r>
+            <w:r>
+              <w:fldChar w:fldCharType="end"/>
+            </w:r>
+            <w:r>
+              <w:t xml:space="preserve"> - Definições</w:t>
+            </w:r>
+            <w:bookmarkEnd w:id="11"/>
+          </w:p>
+        </w:tc>
+      </w:tr>
+    </w:tbl>
+    <w:p/>
+    <w:p>
+      <w:r>
+        <w:t xml:space="preserve">Nestes esboços de média fidelidade </w:t>
+      </w:r>
+      <w:r>
+        <w:t>as ideias dos esboços foram desenvolvidas. Também foram adicionados ecrãs necessários no âmbito de resolução de tarefas.</w:t>
+      </w:r>
+    </w:p>
+    <w:p/>
+    <w:p>
+      <w:r>
+        <w:rPr>
+          <w:b/>
+          <w:bCs/>
+        </w:rPr>
+        <w:fldChar w:fldCharType="begin"/>
+      </w:r>
+      <w:r>
+        <w:rPr>
+          <w:b/>
+          <w:bCs/>
+        </w:rPr>
+        <w:instrText xml:space="preserve"> REF _Ref226217993 \h  \* MERGEFORMAT </w:instrText>
+      </w:r>
+      <w:r>
+        <w:rPr>
+          <w:b/>
+          <w:bCs/>
+        </w:rPr>
+      </w:r>
+      <w:r>
+        <w:rPr>
+          <w:b/>
+          <w:bCs/>
+        </w:rPr>
+        <w:fldChar w:fldCharType="separate"/>
+      </w:r>
+      <w:r>
+        <w:rPr>
+          <w:b/>
+          <w:bCs/>
+        </w:rPr>
+        <w:t>Figura 8 - Hoje</w:t>
+      </w:r>
+      <w:r>
+        <w:rPr>
+          <w:b/>
+          <w:bCs/>
+        </w:rPr>
+        <w:fldChar w:fldCharType="end"/>
+      </w:r>
+      <w:r>
+        <w:rPr>
+          <w:b/>
+          <w:bCs/>
+        </w:rPr>
+        <w:t xml:space="preserve"> </w:t>
+      </w:r>
+      <w:r>
+        <w:t>Ecrã principal focado no estado atual do sistema. Apresenta um</w:t>
+      </w:r>
+      <w:r>
+        <w:t>a</w:t>
+      </w:r>
+      <w:r>
+        <w:t xml:space="preserve"> </w:t>
+      </w:r>
+      <w:r>
+        <w:t>barra de progresso</w:t>
+      </w:r>
+      <w:r>
+        <w:t xml:space="preserve"> que atualiza visualmente face à meta diária. Contém o botão principal de "Adição Rápida" para o consumo habitual de água e atalhos rápidos para bebidas </w:t>
+      </w:r>
+      <w:r>
+        <w:t>favoritas</w:t>
+      </w:r>
+      <w:r>
+        <w:t>.</w:t>
+      </w:r>
+    </w:p>
+    <w:p>
+      <w:r>
+        <w:rPr>
+          <w:b/>
+          <w:bCs/>
+        </w:rPr>
+        <w:fldChar w:fldCharType="begin"/>
+      </w:r>
+      <w:r>
+        <w:rPr>
+          <w:b/>
+          <w:bCs/>
+        </w:rPr>
+        <w:instrText xml:space="preserve"> REF _Ref226217998 \h  \* MERGEFORMAT </w:instrText>
+      </w:r>
+      <w:r>
+        <w:rPr>
+          <w:b/>
+          <w:bCs/>
+        </w:rPr>
+      </w:r>
+      <w:r>
+        <w:rPr>
+          <w:b/>
+          <w:bCs/>
+        </w:rPr>
+        <w:fldChar w:fldCharType="separate"/>
+      </w:r>
+      <w:r>
+        <w:rPr>
+          <w:b/>
+          <w:bCs/>
+        </w:rPr>
+        <w:t>Figura 9 - Registar Consumo</w:t>
+      </w:r>
+      <w:r>
+        <w:rPr>
+          <w:b/>
+          <w:bCs/>
+        </w:rPr>
+        <w:fldChar w:fldCharType="end"/>
+      </w:r>
+      <w:r>
+        <w:rPr>
+          <w:b/>
+          <w:bCs/>
+        </w:rPr>
+        <w:t xml:space="preserve"> </w:t>
+      </w:r>
+      <w:r>
+        <w:t xml:space="preserve">Interface de </w:t>
+      </w:r>
+      <w:r>
+        <w:rPr>
+          <w:i/>
+          <w:iCs/>
+        </w:rPr>
+        <w:t>input</w:t>
+      </w:r>
+      <w:r>
+        <w:t xml:space="preserve"> secundária. Contém uma grelha de ícones para seleção da categoria da bebida (</w:t>
+      </w:r>
+      <w:r>
+        <w:t>Cola</w:t>
+      </w:r>
+      <w:r>
+        <w:t>, Café, etc.) e opções para definir a quantidade exata antes de submeter o registo.</w:t>
+      </w:r>
+    </w:p>
+    <w:p>
+      <w:r>
+        <w:rPr>
+          <w:b/>
+          <w:bCs/>
+        </w:rPr>
+        <w:fldChar w:fldCharType="begin"/>
+      </w:r>
+      <w:r>
+        <w:rPr>
+          <w:b/>
+          <w:bCs/>
+        </w:rPr>
+        <w:instrText xml:space="preserve"> REF _Ref226218002 \h  \* MERGEFORMAT </w:instrText>
+      </w:r>
+      <w:r>
+        <w:rPr>
+          <w:b/>
+          <w:bCs/>
+        </w:rPr>
+      </w:r>
+      <w:r>
+        <w:rPr>
+          <w:b/>
+          <w:bCs/>
+        </w:rPr>
+        <w:fldChar w:fldCharType="separate"/>
+      </w:r>
+      <w:r>
+        <w:rPr>
+          <w:b/>
+          <w:bCs/>
+        </w:rPr>
+        <w:t>Figura 10 - Histórico (</w:t>
+      </w:r>
+      <w:proofErr w:type="spellStart"/>
+      <w:r>
+        <w:rPr>
+          <w:b/>
+          <w:bCs/>
+        </w:rPr>
+        <w:t>tab</w:t>
+      </w:r>
+      <w:proofErr w:type="spellEnd"/>
+      <w:r>
+        <w:rPr>
+          <w:b/>
+          <w:bCs/>
+        </w:rPr>
+        <w:t xml:space="preserve"> dia)</w:t>
+      </w:r>
+      <w:r>
+        <w:rPr>
+          <w:b/>
+          <w:bCs/>
+        </w:rPr>
+        <w:fldChar w:fldCharType="end"/>
+      </w:r>
+      <w:r>
+        <w:rPr>
+          <w:b/>
+          <w:bCs/>
+        </w:rPr>
+        <w:t xml:space="preserve"> </w:t>
+      </w:r>
+      <w:r>
+        <w:t>Interface de análise de dados controlada por separadores no topo. A vista diária lista cronologicamente todos os consumos</w:t>
+      </w:r>
+      <w:r>
+        <w:t xml:space="preserve"> do dia.</w:t>
+      </w:r>
+    </w:p>
+    <w:p>
+      <w:r>
+        <w:rPr>
+          <w:b/>
+          <w:bCs/>
+        </w:rPr>
+        <w:lastRenderedPageBreak/>
+        <w:fldChar w:fldCharType="begin"/>
+      </w:r>
+      <w:r>
+        <w:rPr>
+          <w:b/>
+          <w:bCs/>
+        </w:rPr>
+        <w:instrText xml:space="preserve"> REF _Ref226213047 \h  \* MERGEFORMAT </w:instrText>
+      </w:r>
+      <w:r>
+        <w:rPr>
+          <w:b/>
+          <w:bCs/>
+        </w:rPr>
+      </w:r>
+      <w:r>
+        <w:rPr>
+          <w:b/>
+          <w:bCs/>
+        </w:rPr>
+        <w:fldChar w:fldCharType="separate"/>
+      </w:r>
+      <w:r>
+        <w:rPr>
+          <w:b/>
+          <w:bCs/>
+        </w:rPr>
+        <w:t>Figura 11 - Alterar Registo</w:t>
+      </w:r>
+      <w:r>
+        <w:rPr>
+          <w:b/>
+          <w:bCs/>
+        </w:rPr>
+        <w:fldChar w:fldCharType="end"/>
+      </w:r>
+      <w:r>
+        <w:rPr>
+          <w:b/>
+          <w:bCs/>
+        </w:rPr>
+        <w:t xml:space="preserve"> </w:t>
+      </w:r>
+      <w:r>
+        <w:t xml:space="preserve">Ecrã que permite </w:t>
+      </w:r>
+      <w:r>
+        <w:t>alterar</w:t>
+      </w:r>
+      <w:r>
+        <w:t xml:space="preserve"> </w:t>
+      </w:r>
+      <w:r>
+        <w:t>um registo de consumo</w:t>
+      </w:r>
+      <w:r>
+        <w:t xml:space="preserve"> </w:t>
+      </w:r>
+      <w:r>
+        <w:t>modificando a bebida, a hora ou a quantidade consumida</w:t>
+      </w:r>
+      <w:r>
+        <w:t xml:space="preserve">. O ecrã dispõe do valor hidrático </w:t>
+      </w:r>
+      <w:r>
+        <w:t xml:space="preserve">de acordo com </w:t>
+      </w:r>
+      <w:r>
+        <w:t xml:space="preserve">a </w:t>
+      </w:r>
+      <w:r>
+        <w:t>bebida selecionada.</w:t>
+      </w:r>
+      <w:r>
+        <w:t xml:space="preserve"> Também é o ecrã que suporta a criação de um registo antigo retroati</w:t>
+      </w:r>
+      <w:r>
+        <w:t>v</w:t>
+      </w:r>
+      <w:r>
+        <w:t>o</w:t>
+      </w:r>
+      <w:r>
+        <w:t>.</w:t>
+      </w:r>
+    </w:p>
+    <w:p>
+      <w:pPr>
+        <w:rPr>
+          <w:b/>
+          <w:bCs/>
+        </w:rPr>
+      </w:pPr>
+      <w:r>
+        <w:rPr>
+          <w:b/>
+          <w:bCs/>
+        </w:rPr>
+        <w:fldChar w:fldCharType="begin"/>
+      </w:r>
+      <w:r>
+        <w:rPr>
+          <w:b/>
+          <w:bCs/>
+        </w:rPr>
+        <w:instrText xml:space="preserve"> REF _Ref226213363 \h  \* MERGEFORMAT </w:instrText>
+      </w:r>
+      <w:r>
+        <w:rPr>
+          <w:b/>
+          <w:bCs/>
+        </w:rPr>
+      </w:r>
+      <w:r>
+        <w:rPr>
+          <w:b/>
+          <w:bCs/>
+        </w:rPr>
+        <w:fldChar w:fldCharType="separate"/>
+      </w:r>
+      <w:r>
+        <w:rPr>
+          <w:b/>
+          <w:bCs/>
+        </w:rPr>
+        <w:t>Figura 12 - Histórico (</w:t>
+      </w:r>
+      <w:proofErr w:type="spellStart"/>
+      <w:r>
+        <w:rPr>
+          <w:b/>
+          <w:bCs/>
+        </w:rPr>
+        <w:t>tab</w:t>
+      </w:r>
+      <w:proofErr w:type="spellEnd"/>
+      <w:r>
+        <w:rPr>
+          <w:b/>
+          <w:bCs/>
+        </w:rPr>
+        <w:t xml:space="preserve"> semana)</w:t>
+      </w:r>
+      <w:r>
+        <w:rPr>
+          <w:b/>
+          <w:bCs/>
+        </w:rPr>
+        <w:fldChar w:fldCharType="end"/>
+      </w:r>
+      <w:r>
+        <w:rPr>
+          <w:b/>
+          <w:bCs/>
+        </w:rPr>
+        <w:t xml:space="preserve"> </w:t>
+      </w:r>
+      <w:r>
+        <w:t>A vista semanal apresenta um gráfico de barras para monitorização de tendências</w:t>
+      </w:r>
+      <w:r>
+        <w:t>.</w:t>
+      </w:r>
+    </w:p>
+    <w:p>
+      <w:r>
+        <w:rPr>
+          <w:b/>
+          <w:bCs/>
+        </w:rPr>
+        <w:fldChar w:fldCharType="begin"/>
+      </w:r>
+      <w:r>
+        <w:rPr>
+          <w:b/>
+          <w:bCs/>
+        </w:rPr>
+        <w:instrText xml:space="preserve"> REF _Ref226218012 \h  \* MERGEFORMAT </w:instrText>
+      </w:r>
+      <w:r>
+        <w:rPr>
+          <w:b/>
+          <w:bCs/>
+        </w:rPr>
+      </w:r>
+      <w:r>
+        <w:rPr>
+          <w:b/>
+          <w:bCs/>
+        </w:rPr>
+        <w:fldChar w:fldCharType="separate"/>
+      </w:r>
+      <w:r>
+        <w:rPr>
+          <w:b/>
+          <w:bCs/>
+        </w:rPr>
+        <w:t>Figura 13 - Definições</w:t>
+      </w:r>
+      <w:r>
+        <w:rPr>
+          <w:b/>
+          <w:bCs/>
+        </w:rPr>
+        <w:fldChar w:fldCharType="end"/>
+      </w:r>
+      <w:r>
+        <w:rPr>
+          <w:b/>
+          <w:bCs/>
+        </w:rPr>
+        <w:t xml:space="preserve"> </w:t>
+      </w:r>
+      <w:r>
+        <w:t xml:space="preserve">Interface </w:t>
+      </w:r>
+      <w:r>
+        <w:t xml:space="preserve">de parametrização do sistema. </w:t>
+      </w:r>
+      <w:r>
+        <w:t>Onde o utilizador pode definir as quantidades exatas, bem como bebidas, dos botões de consumo rápido disponíveis na página Hoje</w:t>
+      </w:r>
+      <w:r>
+        <w:t>.</w:t>
+      </w:r>
+    </w:p>
+    <w:p>
+      <w:pPr>
+        <w:pStyle w:val="Heading2"/>
+      </w:pPr>
+      <w:r>
+        <w:t>Diagrama de estrutura de navegação</w:t>
+      </w:r>
+    </w:p>
+    <w:p>
+      <w:r>
+        <w:t>O diagrama de estrutura permite compreender como os ecrãs interagem entre si</w:t>
+      </w:r>
+      <w:r>
+        <w:t xml:space="preserve"> e como a aplicação está estruturada.</w:t>
+      </w:r>
+    </w:p>
+    <w:p/>
+    <w:p>
+      <w:pPr>
+        <w:keepNext/>
+        <w:jc w:val="center"/>
+      </w:pPr>
+      <w:r>
+        <w:rPr>
+          <w:noProof/>
+        </w:rPr>
+        <w:drawing>
+          <wp:inline distT="0" distB="0" distL="0" distR="0" wp14:anchorId="165337A6" wp14:editId="4CFC29D2">
+            <wp:extent cx="4867910" cy="4679315"/>
+            <wp:effectExtent l="0" t="0" r="8890" b="6985"/>
+            <wp:docPr id="1147386282" name="Picture 26"/>
+            <wp:cNvGraphicFramePr>
+              <a:graphicFrameLocks xmlns:a="http://schemas.openxmlformats.org/drawingml/2006/main" noChangeAspect="1"/>
+            </wp:cNvGraphicFramePr>
+            <a:graphic xmlns:a="http://schemas.openxmlformats.org/drawingml/2006/main">
+              <a:graphicData uri="http://schemas.openxmlformats.org/drawingml/2006/picture">
+                <pic:pic xmlns:pic="http://schemas.openxmlformats.org/drawingml/2006/picture">
+                  <pic:nvPicPr>
+                    <pic:cNvPr id="0" name="Picture 35"/>
+                    <pic:cNvPicPr>
+                      <a:picLocks noChangeAspect="1" noChangeArrowheads="1"/>
+                    </pic:cNvPicPr>
+                  </pic:nvPicPr>
+                  <pic:blipFill>
+                    <a:blip r:embed="rId22">
+                      <a:extLst>
+                        <a:ext uri="{28A0092B-C50C-407E-A947-70E740481C1C}">
+                          <a14:useLocalDpi xmlns:a14="http://schemas.microsoft.com/office/drawing/2010/main" val="0"/>
+                        </a:ext>
+                      </a:extLst>
+                    </a:blip>
+                    <a:srcRect/>
+                    <a:stretch>
+                      <a:fillRect/>
+                    </a:stretch>
+                  </pic:blipFill>
+                  <pic:spPr bwMode="auto">
+                    <a:xfrm>
+                      <a:off x="0" y="0"/>
+                      <a:ext cx="4867910" cy="4679315"/>
+                    </a:xfrm>
+                    <a:prstGeom prst="rect">
+                      <a:avLst/>
+                    </a:prstGeom>
+                    <a:noFill/>
+                    <a:ln>
+                      <a:noFill/>
+                    </a:ln>
+                  </pic:spPr>
+                </pic:pic>
+              </a:graphicData>
+            </a:graphic>
+          </wp:inline>
+        </w:drawing>
+      </w:r>
+    </w:p>
+    <w:p>
+      <w:pPr>
+        <w:pStyle w:val="Caption"/>
+        <w:jc w:val="center"/>
+      </w:pPr>
+      <w:bookmarkStart w:id="12" w:name="_Ref226218014"/>
+      <w:r>
+        <w:t xml:space="preserve">Figura </w:t>
+      </w:r>
+      <w:r>
+        <w:fldChar w:fldCharType="begin"/>
+      </w:r>
+      <w:r>
+        <w:instrText xml:space="preserve"> SEQ Figura \* ARABIC </w:instrText>
+      </w:r>
+      <w:r>
+        <w:fldChar w:fldCharType="separate"/>
+      </w:r>
+      <w:r>
+        <w:t>14</w:t>
+      </w:r>
+      <w:r>
+        <w:fldChar w:fldCharType="end"/>
+      </w:r>
+      <w:r>
+        <w:t xml:space="preserve"> - Diagrama de Estrutura</w:t>
+      </w:r>
+      <w:bookmarkEnd w:id="12"/>
+    </w:p>
+    <w:p/>
+    <w:p>
+      <w:r>
+        <w:t xml:space="preserve">A arquitetura de navegação assenta num modelo plano suportado por uma </w:t>
+      </w:r>
+      <w:r>
+        <w:t>barra de navegação inferior</w:t>
+      </w:r>
+      <w:r>
+        <w:t xml:space="preserve"> persistente. Este padrão minimiza a carga cognitiva e garante acesso bidirecional imediato aos três módulos principais (Hoje, Histórico e Definições).</w:t>
+      </w:r>
+    </w:p>
+    <w:p>
+      <w:pPr>
+        <w:ind w:firstLine="60"/>
+      </w:pPr>
+      <w:r>
+        <w:t>A navegação mapeia diretamente os cenários de utilização:</w:t>
+      </w:r>
+    </w:p>
+    <w:p>
+      <w:pPr>
+        <w:numPr>
+          <w:ilvl w:val="0"/>
+          <w:numId w:val="16"/>
+        </w:numPr>
+      </w:pPr>
+      <w:r>
+        <w:rPr>
+          <w:b/>
+          <w:bCs/>
+        </w:rPr>
+        <w:t>Fluxo do Cenário 1 (Registo Rápido):</w:t>
+      </w:r>
+      <w:r>
+        <w:t xml:space="preserve"> </w:t>
+      </w:r>
+      <w:r>
+        <w:t xml:space="preserve">Hoje -&gt; </w:t>
+      </w:r>
+      <w:r>
+        <w:rPr>
+          <w:i/>
+          <w:iCs/>
+        </w:rPr>
+        <w:t>(Botão "+ Registar outras bebidas")</w:t>
+      </w:r>
+      <w:r>
+        <w:t xml:space="preserve"> -&gt; Registar Consumo -&gt; </w:t>
+      </w:r>
+      <w:r>
+        <w:rPr>
+          <w:i/>
+          <w:iCs/>
+        </w:rPr>
+        <w:t>(Botão "Beber")</w:t>
+      </w:r>
+      <w:r>
+        <w:t xml:space="preserve"> -&gt; Hoje (Atualizado)</w:t>
+      </w:r>
+      <w:r>
+        <w:t>Este fluxo é fechado e circular. Após a submissão, o sistema devolve o utilizador ao ecrã inicial com o BHI já calculado, respeitando a heurística de visibilidade do estado do sistema.</w:t>
+      </w:r>
+    </w:p>
+    <w:p>
+      <w:pPr>
+        <w:numPr>
+          <w:ilvl w:val="0"/>
+          <w:numId w:val="16"/>
+        </w:numPr>
+      </w:pPr>
+      <w:r>
+        <w:rPr>
+          <w:b/>
+          <w:bCs/>
+        </w:rPr>
+        <w:t>Fluxo do Cenário 2 (Edição/Histórico):</w:t>
+      </w:r>
+      <w:r>
+        <w:t xml:space="preserve"> </w:t>
+      </w:r>
+      <w:r>
+        <w:t xml:space="preserve">Hoje -&gt; </w:t>
+      </w:r>
+      <w:r>
+        <w:rPr>
+          <w:i/>
+          <w:iCs/>
+        </w:rPr>
+        <w:t>(Barra Inferior)</w:t>
+      </w:r>
+      <w:r>
+        <w:t xml:space="preserve"> -&gt; Histórico -&gt; </w:t>
+      </w:r>
+      <w:r>
+        <w:rPr>
+          <w:i/>
+          <w:iCs/>
+        </w:rPr>
+        <w:t>(Botão "+ Adicionar Registo Antigo")</w:t>
+      </w:r>
+      <w:r>
+        <w:t xml:space="preserve"> -&gt; Alterar Registo -&gt; </w:t>
+      </w:r>
+      <w:r>
+        <w:rPr>
+          <w:i/>
+          <w:iCs/>
+        </w:rPr>
+        <w:t>(Botão "Guardar")</w:t>
+      </w:r>
+      <w:r>
+        <w:t xml:space="preserve"> -&gt; Histórico (Atualizado</w:t>
+      </w:r>
+      <w:r>
+        <w:t xml:space="preserve">). A inserção retroativa ocorre num </w:t>
+      </w:r>
+      <w:proofErr w:type="spellStart"/>
+      <w:proofErr w:type="gramStart"/>
+      <w:r>
+        <w:t>sub-nível</w:t>
+      </w:r>
+      <w:proofErr w:type="spellEnd"/>
+      <w:proofErr w:type="gramEnd"/>
+      <w:r>
+        <w:t xml:space="preserve"> isolado, garantindo que a correção de erros não interfere com a utilização normal da aplicação.</w:t>
+      </w:r>
+    </w:p>
+    <w:p>
+      <w:pPr>
+        <w:pStyle w:val="Heading2"/>
+      </w:pPr>
+      <w:r>
+        <w:t>Aplicação de princípios de usabilidad</w:t>
+      </w:r>
+      <w:r>
+        <w:t>e</w:t>
+      </w:r>
+    </w:p>
+    <w:p>
+      <w:r>
+        <w:rPr>
+          <w:b/>
+          <w:bCs/>
+        </w:rPr>
+        <w:t>Prevenção de Erros (Nielsen - Heurística 5):</w:t>
+      </w:r>
+      <w:r>
+        <w:t xml:space="preserve"> O cálculo da hidratação com base no </w:t>
+      </w:r>
+      <w:proofErr w:type="spellStart"/>
+      <w:r>
+        <w:rPr>
+          <w:i/>
+          <w:iCs/>
+        </w:rPr>
+        <w:t>Beverage</w:t>
+      </w:r>
+      <w:proofErr w:type="spellEnd"/>
+      <w:r>
+        <w:rPr>
+          <w:i/>
+          <w:iCs/>
+        </w:rPr>
+        <w:t xml:space="preserve"> </w:t>
+      </w:r>
+      <w:proofErr w:type="spellStart"/>
+      <w:r>
+        <w:rPr>
+          <w:i/>
+          <w:iCs/>
+        </w:rPr>
+        <w:t>Hydration</w:t>
+      </w:r>
+      <w:proofErr w:type="spellEnd"/>
+      <w:r>
+        <w:rPr>
+          <w:i/>
+          <w:iCs/>
+        </w:rPr>
+        <w:t xml:space="preserve"> Index</w:t>
+      </w:r>
+      <w:r>
+        <w:t xml:space="preserve"> (BHI) é automático. O utilizador só insere a quantidade e o líquido, eliminando o risco de erros matemáticos manuais.</w:t>
+      </w:r>
+    </w:p>
+    <w:p/>
+    <w:p>
+      <w:r>
+        <w:rPr>
+          <w:b/>
+          <w:bCs/>
+        </w:rPr>
+        <w:t>Personalização (Flexibilidade):</w:t>
+      </w:r>
+      <w:r>
+        <w:t xml:space="preserve"> O sistema permite a modificação da interface pelo utilizador através do ecrã de Definições. Esta capacidade de configurar metas diárias e botões de consumo rápido personalizados garante que a aplicação se ajusta ao contexto específico de cada utilizador, aumentando a sua eficácia e satisfação com o sistema.</w:t>
+      </w:r>
+    </w:p>
+    <w:p/>
+    <w:p>
+      <w:r>
+        <w:rPr>
+          <w:b/>
+          <w:bCs/>
+        </w:rPr>
+        <w:t>Consistência (Aprendizagem):</w:t>
+      </w:r>
+      <w:r>
+        <w:t xml:space="preserve"> Manteve-se um comportamento semelhante em situações similares. A navegação por </w:t>
+      </w:r>
+      <w:proofErr w:type="spellStart"/>
+      <w:r>
+        <w:t>Bottom</w:t>
+      </w:r>
+      <w:proofErr w:type="spellEnd"/>
+      <w:r>
+        <w:t xml:space="preserve"> </w:t>
+      </w:r>
+      <w:proofErr w:type="spellStart"/>
+      <w:r>
+        <w:t>Navigation</w:t>
+      </w:r>
+      <w:proofErr w:type="spellEnd"/>
+      <w:r>
+        <w:t xml:space="preserve"> Bar e a lógica de botões de ação (como o botão "Beber") seguem os standards de aplicações Android, garantindo que o utilizador antecipa corretamente o resultado das suas interações</w:t>
+      </w:r>
+    </w:p>
+    <w:p/>
     <w:p>
       <w:pPr>
         <w:pStyle w:val="Heading1"/>
       </w:pPr>
       <w:r>
-        <w:t>Protótipo da aplicação</w:t>
-      </w:r>
-    </w:p>
-    <w:p>
-      <w:pPr>
-        <w:pStyle w:val="Heading2"/>
-      </w:pPr>
-      <w:r>
-        <w:t>Esboço baixa fidelidade</w:t>
-      </w:r>
-    </w:p>
-    <w:p>
-      <w:r>
-        <w:t>Antes de ter uma ideia total acerca do desenho da aplicação foi realizado um esboço em papel com os ecrãs principais da aplicação</w:t>
+        <w:lastRenderedPageBreak/>
+        <w:t>Conclusão</w:t>
+      </w:r>
+    </w:p>
+    <w:p>
+      <w:r>
+        <w:t xml:space="preserve">O desenvolvimento da </w:t>
+      </w:r>
+      <w:proofErr w:type="spellStart"/>
+      <w:r>
+        <w:t>AquaTrack</w:t>
+      </w:r>
+      <w:proofErr w:type="spellEnd"/>
+      <w:r>
+        <w:t xml:space="preserve"> permitiu aplicar de forma prática os princípios de Interação Pessoa-Computador lecionados. A utilização do </w:t>
+      </w:r>
+      <w:proofErr w:type="spellStart"/>
+      <w:r>
+        <w:rPr>
+          <w:i/>
+          <w:iCs/>
+        </w:rPr>
+        <w:t>Beverage</w:t>
+      </w:r>
+      <w:proofErr w:type="spellEnd"/>
+      <w:r>
+        <w:rPr>
+          <w:i/>
+          <w:iCs/>
+        </w:rPr>
+        <w:t xml:space="preserve"> </w:t>
+      </w:r>
+      <w:proofErr w:type="spellStart"/>
+      <w:r>
+        <w:rPr>
+          <w:i/>
+          <w:iCs/>
+        </w:rPr>
+        <w:t>Hydration</w:t>
+      </w:r>
+      <w:proofErr w:type="spellEnd"/>
+      <w:r>
+        <w:rPr>
+          <w:i/>
+          <w:iCs/>
+        </w:rPr>
+        <w:t xml:space="preserve"> Index</w:t>
+      </w:r>
+      <w:r>
+        <w:t xml:space="preserve"> (BHI) como motor da aplicação diferencia o sistema de soluções genéricas, focando-se na precisão e utilidade real para o utilizador</w:t>
+      </w:r>
+      <w:r>
+        <w:t>.</w:t>
+      </w:r>
+    </w:p>
+    <w:p>
+      <w:r>
+        <w:t>A nível individual, o projeto foi um desafio de gestão e de prototipagem. A integração de IA (Gemini) foi fundamental para refinar as personas e validar as escolhas de navegação, garantindo que o protótipo final respeita os standards de usabilidade Android. Conclui-se que a interface alcançou um equilíbrio entre funcionalidade robusta e simplicidade de interação, cumprindo os objetivos propostos.</w:t>
+      </w:r>
+    </w:p>
+    <w:p>
+      <w:pPr>
+        <w:pStyle w:val="Heading1"/>
+      </w:pPr>
+      <w:r>
+        <w:t>F</w:t>
+      </w:r>
+      <w:r>
+        <w:t>erramentas</w:t>
+      </w:r>
+    </w:p>
+    <w:p>
+      <w:r>
+        <w:t>Para facilitar a monitorização e avaliação do trabalho realizado, seguem-se os identificadores utilizados nas plataformas de suporte:</w:t>
+      </w:r>
+    </w:p>
+    <w:p>
+      <w:pPr>
+        <w:rPr>
+          <w:lang w:val="en-US"/>
+        </w:rPr>
+      </w:pPr>
+      <w:r>
+        <w:rPr>
+          <w:lang w:val="en-US"/>
+        </w:rPr>
+        <w:t xml:space="preserve">Trello: </w:t>
+      </w:r>
+      <w:hyperlink r:id="rId23" w:history="1">
+        <w:r>
+          <w:rPr>
+            <w:rStyle w:val="Hyperlink"/>
+            <w:lang w:val="en-US"/>
+          </w:rPr>
+          <w:t>https://trel</w:t>
+        </w:r>
+        <w:r>
+          <w:rPr>
+            <w:rStyle w:val="Hyperlink"/>
+            <w:lang w:val="en-US"/>
+          </w:rPr>
+          <w:t>l</w:t>
+        </w:r>
+        <w:r>
+          <w:rPr>
+            <w:rStyle w:val="Hyperlink"/>
+            <w:lang w:val="en-US"/>
+          </w:rPr>
+          <w:t>o.com/b/puu6mhzA/ipc</w:t>
+        </w:r>
+      </w:hyperlink>
+    </w:p>
+    <w:p>
+      <w:pPr>
+        <w:rPr>
+          <w:lang w:val="en-US"/>
+        </w:rPr>
+      </w:pPr>
+      <w:r>
+        <w:rPr>
+          <w:lang w:val="en-US"/>
+        </w:rPr>
+        <w:t xml:space="preserve">Github: </w:t>
+      </w:r>
+      <w:hyperlink r:id="rId24" w:history="1">
+        <w:r>
+          <w:rPr>
+            <w:rStyle w:val="Hyperlink"/>
+            <w:lang w:val="en-US"/>
+          </w:rPr>
+          <w:t>https://github.com/danielb1000/AquaTrack-IPC</w:t>
+        </w:r>
+      </w:hyperlink>
+    </w:p>
+    <w:p>
+      <w:pPr>
+        <w:pStyle w:val="Heading1"/>
+      </w:pPr>
+      <w:r>
+        <w:t>Utilização de IA no projeto</w:t>
+      </w:r>
+    </w:p>
+    <w:p>
+      <w:r>
+        <w:t>De acordo com os requisitos do projeto, a Inteligência Artificial (modelo Gemini) foi utilizada como ferramenta de apoio em múltiplas fases do desenvolvimento:</w:t>
+      </w:r>
+    </w:p>
+    <w:p>
+      <w:pPr>
+        <w:numPr>
+          <w:ilvl w:val="0"/>
+          <w:numId w:val="15"/>
+        </w:numPr>
+      </w:pPr>
+      <w:r>
+        <w:rPr>
+          <w:b/>
+          <w:bCs/>
+        </w:rPr>
+        <w:t>Fase de Ideação e Requisitos:</w:t>
+      </w:r>
+      <w:r>
+        <w:t xml:space="preserve"> A IA </w:t>
+      </w:r>
+      <w:r>
+        <w:t>auxiliou</w:t>
+      </w:r>
+      <w:r>
+        <w:t xml:space="preserve"> na validação do conceito do </w:t>
+      </w:r>
+      <w:proofErr w:type="spellStart"/>
+      <w:r>
+        <w:t>AquaTrack</w:t>
+      </w:r>
+      <w:proofErr w:type="spellEnd"/>
+      <w:r>
+        <w:t xml:space="preserve">, especificamente na inclusão do </w:t>
+      </w:r>
+      <w:proofErr w:type="spellStart"/>
+      <w:r>
+        <w:rPr>
+          <w:i/>
+          <w:iCs/>
+        </w:rPr>
+        <w:t>Beverage</w:t>
+      </w:r>
+      <w:proofErr w:type="spellEnd"/>
+      <w:r>
+        <w:rPr>
+          <w:i/>
+          <w:iCs/>
+        </w:rPr>
+        <w:t xml:space="preserve"> </w:t>
+      </w:r>
+      <w:proofErr w:type="spellStart"/>
+      <w:r>
+        <w:rPr>
+          <w:i/>
+          <w:iCs/>
+        </w:rPr>
+        <w:t>Hydration</w:t>
+      </w:r>
+      <w:proofErr w:type="spellEnd"/>
+      <w:r>
+        <w:rPr>
+          <w:i/>
+          <w:iCs/>
+        </w:rPr>
+        <w:t xml:space="preserve"> Index</w:t>
+      </w:r>
+      <w:r>
+        <w:t xml:space="preserve"> (BHI) para o diferenciar de sistemas como o </w:t>
+      </w:r>
+      <w:proofErr w:type="spellStart"/>
+      <w:r>
+        <w:t>Waterminder</w:t>
+      </w:r>
+      <w:proofErr w:type="spellEnd"/>
+      <w:r>
+        <w:t>.</w:t>
+      </w:r>
+    </w:p>
+    <w:p>
+      <w:pPr>
+        <w:numPr>
+          <w:ilvl w:val="0"/>
+          <w:numId w:val="15"/>
+        </w:numPr>
+      </w:pPr>
+      <w:r>
+        <w:rPr>
+          <w:b/>
+          <w:bCs/>
+        </w:rPr>
+        <w:t>Construção de Personas e Cenários:</w:t>
+      </w:r>
+      <w:r>
+        <w:t xml:space="preserve"> O modelo foi utilizado para fazer um </w:t>
+      </w:r>
+      <w:r>
+        <w:rPr>
+          <w:i/>
+          <w:iCs/>
+        </w:rPr>
+        <w:t>brainstorming</w:t>
+      </w:r>
+      <w:r>
+        <w:t xml:space="preserve"> de perfis demográficos, ajudando a estruturar os constrangimentos realistas do Tiago (estudante focado) e da Mariana (profissional ativa), garantindo que os cenários justificavam a necessidade de uma interface de "Manipulação Direta" e rápida.</w:t>
+      </w:r>
+    </w:p>
+    <w:p>
+      <w:pPr>
+        <w:numPr>
+          <w:ilvl w:val="0"/>
+          <w:numId w:val="15"/>
+        </w:numPr>
+      </w:pPr>
+      <w:r>
+        <w:rPr>
+          <w:b/>
+          <w:bCs/>
+        </w:rPr>
+        <w:t>Estruturação de UX/UI e Navegação:</w:t>
+      </w:r>
+      <w:r>
+        <w:t xml:space="preserve"> A IA funcionou como uma ferramenta de revisão heurística</w:t>
+      </w:r>
+      <w:r>
+        <w:t xml:space="preserve">. </w:t>
+      </w:r>
+      <w:r>
+        <w:t xml:space="preserve">Ajudou a validar a lógica do Diagrama de Estrutura de </w:t>
+      </w:r>
+      <w:r>
+        <w:lastRenderedPageBreak/>
+        <w:t>Navegação plano e a afinar os passos lógicos da Análise Hierárquica de Tarefas para minimizar a carga cognitiva do utilizador.</w:t>
+      </w:r>
+    </w:p>
+    <w:p>
+      <w:pPr>
+        <w:numPr>
+          <w:ilvl w:val="0"/>
+          <w:numId w:val="15"/>
+        </w:numPr>
+      </w:pPr>
+      <w:r>
+        <w:rPr>
+          <w:b/>
+          <w:bCs/>
+        </w:rPr>
+        <w:t>Organização do Projeto (</w:t>
+      </w:r>
+      <w:proofErr w:type="spellStart"/>
+      <w:r>
+        <w:rPr>
+          <w:b/>
+          <w:bCs/>
+        </w:rPr>
+        <w:t>Scrum</w:t>
+      </w:r>
+      <w:proofErr w:type="spellEnd"/>
+      <w:r>
+        <w:rPr>
+          <w:b/>
+          <w:bCs/>
+        </w:rPr>
+        <w:t>):</w:t>
+      </w:r>
+      <w:r>
+        <w:t xml:space="preserve"> O Gemini prestou apoio na tradução das tarefas de </w:t>
+      </w:r>
+      <w:r>
+        <w:rPr>
+          <w:i/>
+          <w:iCs/>
+        </w:rPr>
+        <w:t>design</w:t>
+      </w:r>
+      <w:r>
+        <w:t xml:space="preserve"> para a nomenclatura ágil (Épicos, Sprints e Tarefas) implementada na ferramenta de gestão </w:t>
+      </w:r>
+      <w:proofErr w:type="spellStart"/>
+      <w:r>
+        <w:t>Trello</w:t>
+      </w:r>
+      <w:proofErr w:type="spellEnd"/>
+      <w:r>
+        <w:t>.</w:t>
       </w:r>
     </w:p>
     <w:p/>
-    <w:p>
-      <w:pPr>
-        <w:pStyle w:val="Heading2"/>
-      </w:pPr>
-      <w:r>
-        <w:t>Esboço</w:t>
-      </w:r>
-      <w:r>
-        <w:t xml:space="preserve"> média fidelidade</w:t>
-      </w:r>
-    </w:p>
-    <w:p>
-      <w:r>
-        <w:t>Em continuação do subcapítulo anterior foi realizado em melhor fidelidade o desenho de ecrãs n</w:t>
-      </w:r>
-      <w:r>
-        <w:t>o</w:t>
-      </w:r>
-      <w:r>
-        <w:t xml:space="preserve"> </w:t>
-      </w:r>
-      <w:r>
-        <w:t>software</w:t>
-      </w:r>
-      <w:r>
-        <w:t xml:space="preserve"> Balsamiq. </w:t>
-      </w:r>
-      <w:r>
-        <w:t xml:space="preserve">Estes esboços expandem a visão rudimentar feita em papel, </w:t>
-      </w:r>
-      <w:r>
-        <w:t>e serão a versão mais próxima do desenho final</w:t>
-      </w:r>
-      <w:r>
-        <w:t>.</w:t>
-      </w:r>
-    </w:p>
-    <w:p>
-      <w:pPr>
-        <w:pStyle w:val="Heading2"/>
-      </w:pPr>
-      <w:r>
-        <w:t>Diagrama de estrutura de navegação</w:t>
-      </w:r>
-    </w:p>
-    <w:p>
-      <w:pPr>
-        <w:pStyle w:val="Heading2"/>
-      </w:pPr>
-      <w:r>
-        <w:t>Aplicação de princípios de usabilidad</w:t>
-      </w:r>
-      <w:r>
-        <w:t>e</w:t>
-      </w:r>
-    </w:p>
-    <w:p>
-      <w:pPr>
-        <w:spacing w:after="160" w:line="278" w:lineRule="auto"/>
-        <w:rPr>
-          <w:rFonts w:asciiTheme="majorHAnsi" w:eastAsiaTheme="majorEastAsia" w:hAnsiTheme="majorHAnsi" w:cstheme="majorBidi"/>
-          <w:color w:val="0F4761" w:themeColor="accent1" w:themeShade="BF"/>
-          <w:sz w:val="40"/>
-          <w:szCs w:val="40"/>
-        </w:rPr>
-      </w:pPr>
-    </w:p>
     <w:sectPr>
       <w:pgSz w:w="11906" w:h="16838"/>
       <w:pgMar w:top="1440" w:right="1440" w:bottom="1440" w:left="1440" w:header="708" w:footer="708" w:gutter="0"/>
@@ -3953,7 +6791,6 @@
   <w:style w:type="character" w:default="1" w:styleId="DefaultParagraphFont">
     <w:name w:val="Default Paragraph Font"/>
     <w:uiPriority w:val="1"/>
-    <w:semiHidden/>
     <w:unhideWhenUsed/>
   </w:style>
   <w:style w:type="table" w:default="1" w:styleId="TableNormal">
@@ -4387,6 +7224,18 @@
       <w:szCs w:val="24"/>
     </w:rPr>
   </w:style>
+  <w:style w:type="character" w:styleId="FollowedHyperlink">
+    <w:name w:val="FollowedHyperlink"/>
+    <w:basedOn w:val="DefaultParagraphFont"/>
+    <w:uiPriority w:val="99"/>
+    <w:semiHidden/>
+    <w:unhideWhenUsed/>
+    <w:rsid w:val="00661313"/>
+    <w:rPr>
+      <w:color w:val="96607D" w:themeColor="followedHyperlink"/>
+      <w:u w:val="single"/>
+    </w:rPr>
+  </w:style>
 </w:styles>
 </file>
 

--- a/TG1_21949.docx
+++ b/TG1_21949.docx
@@ -1002,7 +1002,19 @@
     </w:p>
     <w:p>
       <w:r>
-        <w:t xml:space="preserve">O Tiago é um estudante de informática que passa muitas horas no computador a estudar e por isso sofre de dores de cabeça por falta de hidratação. Para além disso, ele costuma beber sumos e café em vez de água, o que torna a monitorização de hidratação mais difícil. Ele precisa da </w:t>
+        <w:t xml:space="preserve">O Tiago é um estudante de informática que passa muitas horas no computador a estudar e por isso sofre de dores de cabeça por </w:t>
+      </w:r>
+      <w:r>
+        <w:t>des</w:t>
+      </w:r>
+      <w:r>
+        <w:t>idratação. Para além disso, ele costuma beber sumos</w:t>
+      </w:r>
+      <w:r>
+        <w:t>, colas</w:t>
+      </w:r>
+      <w:r>
+        <w:t xml:space="preserve"> e café em vez de água, o que torna a monitorização de hidratação mais difícil. Ele precisa da </w:t>
       </w:r>
       <w:proofErr w:type="spellStart"/>
       <w:r>
@@ -1062,7 +1074,13 @@
         <w:t>ginásio</w:t>
       </w:r>
       <w:r>
-        <w:t xml:space="preserve"> ao final do dia. Para ele é crucial </w:t>
+        <w:t xml:space="preserve"> ao final do dia. Para el</w:t>
+      </w:r>
+      <w:r>
+        <w:t>a</w:t>
+      </w:r>
+      <w:r>
+        <w:t xml:space="preserve"> é crucial </w:t>
       </w:r>
       <w:r>
         <w:t>atingir</w:t>
@@ -1101,7 +1119,19 @@
     </w:p>
     <w:p>
       <w:r>
-        <w:t xml:space="preserve">O Tiago está focado a estudar para os exames na biblioteca. Sente-se cansado e vai à máquina de venda automática tirar um café. Não quer perder o foco do estudo. Assim que bebe o café, desbloqueia o telemóvel e abre a </w:t>
+        <w:t>O Tiago está focado a estudar para os exames na biblioteca. Sente-se cansado e vai à máquina de venda automática tirar um</w:t>
+      </w:r>
+      <w:r>
+        <w:t>a coca-cola</w:t>
+      </w:r>
+      <w:r>
+        <w:t xml:space="preserve">. Não quer perder o foco do estudo. Assim que bebe </w:t>
+      </w:r>
+      <w:r>
+        <w:t>a cola</w:t>
+      </w:r>
+      <w:r>
+        <w:t xml:space="preserve">, desbloqueia o telemóvel e abre a </w:t>
       </w:r>
       <w:proofErr w:type="spellStart"/>
       <w:r>
@@ -1528,36 +1558,44 @@
       </w:r>
     </w:p>
     <w:p>
-      <w:r>
-        <w:t xml:space="preserve">Este tipo de aplicação </w:t>
-      </w:r>
-      <w:r>
-        <w:t>quase só faz sentido em dispositivos m</w:t>
-      </w:r>
-      <w:r>
-        <w:t>ó</w:t>
-      </w:r>
-      <w:r>
-        <w:t>v</w:t>
-      </w:r>
-      <w:r>
-        <w:t>e</w:t>
-      </w:r>
-      <w:r>
-        <w:t xml:space="preserve">is (smartphone), porque é o único dispositivo que o utilizador tem quase sempre consigo independentemente do </w:t>
-      </w:r>
-      <w:r>
-        <w:t>sítio</w:t>
-      </w:r>
-      <w:r>
-        <w:t xml:space="preserve"> onde está, assim podendo registar o consumo de água sempre que a consome. </w:t>
-      </w:r>
-    </w:p>
-    <w:p>
       <w:pPr>
         <w:pStyle w:val="Heading2"/>
       </w:pPr>
       <w:r>
+        <w:t xml:space="preserve">Dispositivos </w:t>
+      </w:r>
+      <w:r>
+        <w:t>de interação</w:t>
+      </w:r>
+    </w:p>
+    <w:p>
+      <w:r>
+        <w:t>Este tipo de aplicação quase só faz sentido em dispositivos móveis (smartphone), porque é o único dispositivo que o utilizador tem quase sempre consigo</w:t>
+      </w:r>
+      <w:r>
+        <w:t>. Desta forma, o estilo de interação da aplicação encaixa no modo de Ecrã Táctil como dispositivo apontador</w:t>
+      </w:r>
+      <w:r>
+        <w:t xml:space="preserve"> (de entrada)</w:t>
+      </w:r>
+      <w:r>
+        <w:t>, onde o utilizador toca nos elementos</w:t>
+      </w:r>
+      <w:r>
+        <w:t xml:space="preserve"> </w:t>
+      </w:r>
+      <w:r>
+        <w:t>que quer interagir</w:t>
+      </w:r>
+      <w:r>
+        <w:t>. Atualmente os smartphones são compostos por variações OLED que para os efeitos deste projeto são funcionalmente similares aos ecrãs LCD, sendo estes os dispositivos de saída.</w:t>
+      </w:r>
+    </w:p>
+    <w:p>
+      <w:pPr>
+        <w:pStyle w:val="Heading2"/>
+      </w:pPr>
+      <w:r>
         <w:t>Estilos de interação</w:t>
       </w:r>
     </w:p>
@@ -1578,27 +1616,66 @@
       </w:r>
       <w:proofErr w:type="spellEnd"/>
       <w:r>
-        <w:t xml:space="preserve">: tocar no ícone rápido de +250ml ou selecionar o ícone de uma bebida específica), garantindo um feedback visual imediato e minimizando a carga cognitiva. </w:t>
-      </w:r>
-    </w:p>
-    <w:p>
-      <w:r>
-        <w:rPr>
-          <w:b/>
-          <w:bCs/>
-        </w:rPr>
+        <w:t>: tocar no ícone rápido de +250ml ou selecionar o ícone de uma bebida específica)</w:t>
+      </w:r>
+      <w:r>
+        <w:t xml:space="preserve"> para </w:t>
+      </w:r>
+      <w:r>
+        <w:t xml:space="preserve">um feedback visual imediato e minimizando a carga cognitiva. </w:t>
+      </w:r>
+    </w:p>
+    <w:p/>
+    <w:p>
+      <w:r>
+        <w:rPr>
+          <w:b/>
+          <w:bCs/>
+        </w:rPr>
+        <w:t>Menus</w:t>
+      </w:r>
+      <w:r>
+        <w:t xml:space="preserve"> são </w:t>
+      </w:r>
+      <w:r>
+        <w:t>u</w:t>
+      </w:r>
+      <w:r>
+        <w:t>tilizados para a navegação secundária da aplicação. O utilizador escolhe opções predefinidas no ecrã para aceder ao histórico</w:t>
+      </w:r>
+      <w:r>
+        <w:t xml:space="preserve"> e</w:t>
+      </w:r>
+      <w:r>
+        <w:t xml:space="preserve"> definições</w:t>
+      </w:r>
+      <w:r>
+        <w:t xml:space="preserve"> de preferências.</w:t>
+      </w:r>
+    </w:p>
+    <w:p/>
+    <w:p>
+      <w:r>
+        <w:rPr>
+          <w:b/>
+          <w:bCs/>
+        </w:rPr>
+        <w:lastRenderedPageBreak/>
         <w:t xml:space="preserve">Preenchimento de Formulários </w:t>
       </w:r>
       <w:r>
         <w:t>é o estilo utilizado de forma secundária no ecrã de histórico para a inserção de registos retroativos, onde o utilizador necessita de introduzir parâmetros específicos (tipo de bebida, quantidade exata e hora de consumo).</w:t>
       </w:r>
-    </w:p>
+      <w:r>
+        <w:t xml:space="preserve"> Este estilo também é utilizado na seleção de preferências.</w:t>
+      </w:r>
+    </w:p>
+    <w:p/>
     <w:p>
       <w:pPr>
         <w:pStyle w:val="Heading1"/>
       </w:pPr>
       <w:r>
-        <w:lastRenderedPageBreak/>
         <w:t>Protótipo da aplicação</w:t>
       </w:r>
     </w:p>
@@ -2650,7 +2727,7 @@
                 <w:noProof/>
               </w:rPr>
               <w:drawing>
-                <wp:inline distT="0" distB="0" distL="0" distR="0" wp14:anchorId="1187C8B5" wp14:editId="703D2503">
+                <wp:inline distT="0" distB="0" distL="0" distR="0" wp14:anchorId="1187C8B5" wp14:editId="56AB2415">
                   <wp:extent cx="2410135" cy="4912360"/>
                   <wp:effectExtent l="0" t="0" r="9525" b="2540"/>
                   <wp:docPr id="1258921620" name="Picture 28"/>
@@ -2749,7 +2826,7 @@
                 <w:noProof/>
               </w:rPr>
               <w:drawing>
-                <wp:inline distT="0" distB="0" distL="0" distR="0" wp14:anchorId="6343D93D" wp14:editId="068D27D1">
+                <wp:inline distT="0" distB="0" distL="0" distR="0" wp14:anchorId="6343D93D" wp14:editId="5613F502">
                   <wp:extent cx="2411218" cy="4912360"/>
                   <wp:effectExtent l="0" t="0" r="8255" b="2540"/>
                   <wp:docPr id="1398080779" name="Picture 21"/>
@@ -2842,7 +2919,7 @@
                 <w:noProof/>
               </w:rPr>
               <w:drawing>
-                <wp:inline distT="0" distB="0" distL="0" distR="0" wp14:anchorId="6A39EF74" wp14:editId="7FE81C28">
+                <wp:inline distT="0" distB="0" distL="0" distR="0" wp14:anchorId="6A39EF74" wp14:editId="07C97180">
                   <wp:extent cx="2410135" cy="4912360"/>
                   <wp:effectExtent l="0" t="0" r="9525" b="2540"/>
                   <wp:docPr id="94500471" name="Picture 29"/>
@@ -2980,7 +3057,7 @@
               </w:rPr>
               <w:lastRenderedPageBreak/>
               <w:drawing>
-                <wp:inline distT="0" distB="0" distL="0" distR="0" wp14:anchorId="1D17B37B" wp14:editId="4BA123D2">
+                <wp:inline distT="0" distB="0" distL="0" distR="0" wp14:anchorId="1D17B37B" wp14:editId="13F70D64">
                   <wp:extent cx="2420257" cy="4930775"/>
                   <wp:effectExtent l="0" t="0" r="0" b="3175"/>
                   <wp:docPr id="73914563" name="Picture 23"/>
@@ -3073,7 +3150,7 @@
                 <w:noProof/>
               </w:rPr>
               <w:drawing>
-                <wp:inline distT="0" distB="0" distL="0" distR="0" wp14:anchorId="265A1E8B" wp14:editId="44DC1F14">
+                <wp:inline distT="0" distB="0" distL="0" distR="0" wp14:anchorId="265A1E8B" wp14:editId="008BF307">
                   <wp:extent cx="2420257" cy="4930775"/>
                   <wp:effectExtent l="0" t="0" r="0" b="3175"/>
                   <wp:docPr id="390547650" name="Picture 24"/>
@@ -3177,7 +3254,7 @@
                 <w:noProof/>
               </w:rPr>
               <w:drawing>
-                <wp:inline distT="0" distB="0" distL="0" distR="0" wp14:anchorId="5EFC1F04" wp14:editId="327B7249">
+                <wp:inline distT="0" distB="0" distL="0" distR="0" wp14:anchorId="5EFC1F04" wp14:editId="60784214">
                   <wp:extent cx="2420257" cy="4930775"/>
                   <wp:effectExtent l="0" t="0" r="0" b="3175"/>
                   <wp:docPr id="1485558802" name="Picture 25"/>
@@ -3827,7 +3904,25 @@
         <w:t>barra de navegação inferior</w:t>
       </w:r>
       <w:r>
-        <w:t xml:space="preserve"> persistente. Este padrão minimiza a carga cognitiva e garante acesso bidirecional imediato aos três módulos principais (Hoje, Histórico e Definições).</w:t>
+        <w:t xml:space="preserve"> persistente</w:t>
+      </w:r>
+      <w:r>
+        <w:t xml:space="preserve"> </w:t>
+      </w:r>
+      <w:r>
+        <w:t>minimiza</w:t>
+      </w:r>
+      <w:r>
+        <w:t>ndo</w:t>
+      </w:r>
+      <w:r>
+        <w:t xml:space="preserve"> a carga cognitiva e </w:t>
+      </w:r>
+      <w:r>
+        <w:t>dando</w:t>
+      </w:r>
+      <w:r>
+        <w:t xml:space="preserve"> acesso bidirecional imediato aos três módulos principais (Hoje, Histórico e Definições).</w:t>
       </w:r>
     </w:p>
     <w:p>
@@ -3879,6 +3974,9 @@
         <w:t xml:space="preserve"> -&gt; Hoje (Atualizado)</w:t>
       </w:r>
       <w:r>
+        <w:t xml:space="preserve">. </w:t>
+      </w:r>
+      <w:r>
         <w:t>Este fluxo é fechado e circular. Após a submissão, o sistema devolve o utilizador ao ecrã inicial com o BHI já calculado, respeitando a heurística de visibilidade do estado do sistema.</w:t>
       </w:r>
     </w:p>
@@ -3943,7 +4041,10 @@
       <w:proofErr w:type="spellEnd"/>
       <w:proofErr w:type="gramEnd"/>
       <w:r>
-        <w:t xml:space="preserve"> isolado, garantindo que a correção de erros não interfere com a utilização normal da aplicação.</w:t>
+        <w:t xml:space="preserve"> isolado</w:t>
+      </w:r>
+      <w:r>
+        <w:t>.</w:t>
       </w:r>
     </w:p>
     <w:p>
@@ -4109,7 +4210,7 @@
     </w:p>
     <w:p>
       <w:r>
-        <w:t>A nível individual, o projeto foi um desafio de gestão e de prototipagem. A integração de IA (Gemini) foi fundamental para refinar as personas e validar as escolhas de navegação, garantindo que o protótipo final respeita os standards de usabilidade Android. Conclui-se que a interface alcançou um equilíbrio entre funcionalidade robusta e simplicidade de interação, cumprindo os objetivos propostos.</w:t>
+        <w:t>A nível individual, o projeto foi um desafio de gestão e de prototipagem. A integração de IA (Gemini) foi fundamental para refinar as personas e validar as escolhas de navegação. Conclui-se que a interface alcançou um equilíbrio entre funcionalidade robusta e simplicidade de interação, cumprindo os objetivos propostos.</w:t>
       </w:r>
     </w:p>
     <w:p>
@@ -4146,21 +4247,7 @@
             <w:rStyle w:val="Hyperlink"/>
             <w:lang w:val="en-US"/>
           </w:rPr>
-          <w:t>https://trel</w:t>
-        </w:r>
-        <w:r>
-          <w:rPr>
-            <w:rStyle w:val="Hyperlink"/>
-            <w:lang w:val="en-US"/>
-          </w:rPr>
-          <w:t>l</w:t>
-        </w:r>
-        <w:r>
-          <w:rPr>
-            <w:rStyle w:val="Hyperlink"/>
-            <w:lang w:val="en-US"/>
-          </w:rPr>
-          <w:t>o.com/b/puu6mhzA/ipc</w:t>
+          <w:t>https://trello.com/b/puu6mhzA/ipc</w:t>
         </w:r>
       </w:hyperlink>
     </w:p>
@@ -4170,11 +4257,19 @@
           <w:lang w:val="en-US"/>
         </w:rPr>
       </w:pPr>
+      <w:proofErr w:type="spellStart"/>
       <w:r>
         <w:rPr>
           <w:lang w:val="en-US"/>
         </w:rPr>
-        <w:t xml:space="preserve">Github: </w:t>
+        <w:t>Github</w:t>
+      </w:r>
+      <w:proofErr w:type="spellEnd"/>
+      <w:r>
+        <w:rPr>
+          <w:lang w:val="en-US"/>
+        </w:rPr>
+        <w:t xml:space="preserve">: </w:t>
       </w:r>
       <w:hyperlink r:id="rId24" w:history="1">
         <w:r>
